--- a/test-docs/test.docx
+++ b/test-docs/test.docx
@@ -4,311 +4,1793 @@
   <w:body>
     <w:p>
       <w:pPr>
-        <w:pStyle w:val="2"/>
-        <w:bidi w:val="0"/>
-        <w:rPr>
-          <w:rFonts w:hint="eastAsia"/>
-        </w:rPr>
-      </w:pPr>
-      <w:r>
-        <w:rPr>
-          <w:rFonts w:hint="eastAsia"/>
-        </w:rPr>
-        <w:t>第一章 绪论</w:t>
+        <w:pStyle w:val="3"/>
+        <w:keepNext w:val="0"/>
+        <w:keepLines w:val="0"/>
+        <w:widowControl/>
+        <w:suppressLineNumbers w:val="0"/>
+        <w:pBdr>
+          <w:bottom w:val="single" w:color="D0D7DE" w:sz="2" w:space="4"/>
+        </w:pBdr>
+        <w:shd w:val="clear" w:fill="FFFFFF"/>
+        <w:spacing w:before="350" w:beforeAutospacing="0" w:after="100" w:afterAutospacing="0" w:line="15" w:lineRule="atLeast"/>
+        <w:ind w:left="0" w:firstLine="0"/>
+        <w:rPr>
+          <w:rFonts w:ascii="Segoe UI" w:hAnsi="Segoe UI" w:eastAsia="Segoe UI" w:cs="Segoe UI"/>
+          <w:i w:val="0"/>
+          <w:iCs w:val="0"/>
+          <w:caps w:val="0"/>
+          <w:color w:val="2B2B2F"/>
+          <w:spacing w:val="2"/>
+        </w:rPr>
+      </w:pPr>
+      <w:r>
+        <w:rPr>
+          <w:rFonts w:hint="default" w:ascii="Segoe UI" w:hAnsi="Segoe UI" w:eastAsia="Segoe UI" w:cs="Segoe UI"/>
+          <w:i w:val="0"/>
+          <w:iCs w:val="0"/>
+          <w:caps w:val="0"/>
+          <w:color w:val="2B2B2F"/>
+          <w:spacing w:val="2"/>
+          <w:shd w:val="clear" w:fill="FFFFFF"/>
+        </w:rPr>
+        <w:t>第三部分：总结与行动清单</w:t>
       </w:r>
     </w:p>
     <w:p>
       <w:pPr>
-        <w:rPr>
-          <w:rStyle w:val="8"/>
-          <w:rFonts w:hint="eastAsia" w:ascii="Segoe UI" w:hAnsi="Segoe UI" w:eastAsia="Segoe UI" w:cs="Segoe UI"/>
-          <w:b w:val="0"/>
-          <w:bCs w:val="0"/>
-          <w:i w:val="0"/>
-          <w:iCs w:val="0"/>
-          <w:caps w:val="0"/>
-          <w:color w:val="181E33"/>
-          <w:spacing w:val="0"/>
-          <w:sz w:val="14"/>
-          <w:szCs w:val="14"/>
-          <w:shd w:val="clear" w:fill="FFFFFF"/>
-        </w:rPr>
-      </w:pPr>
+        <w:pStyle w:val="5"/>
+        <w:keepNext w:val="0"/>
+        <w:keepLines w:val="0"/>
+        <w:widowControl/>
+        <w:suppressLineNumbers w:val="0"/>
+        <w:shd w:val="clear" w:fill="FFFFFF"/>
+        <w:spacing w:before="160" w:beforeAutospacing="0" w:after="160" w:afterAutospacing="0"/>
+        <w:ind w:left="0" w:firstLine="0"/>
+        <w:rPr>
+          <w:rFonts w:hint="default" w:ascii="Segoe UI" w:hAnsi="Segoe UI" w:eastAsia="Segoe UI" w:cs="Segoe UI"/>
+          <w:i w:val="0"/>
+          <w:iCs w:val="0"/>
+          <w:caps w:val="0"/>
+          <w:color w:val="2B2B2F"/>
+          <w:spacing w:val="2"/>
+          <w:sz w:val="16"/>
+          <w:szCs w:val="16"/>
+        </w:rPr>
+      </w:pPr>
+      <w:r>
+        <w:rPr>
+          <w:rFonts w:hint="default" w:ascii="Segoe UI" w:hAnsi="Segoe UI" w:eastAsia="Segoe UI" w:cs="Segoe UI"/>
+          <w:i w:val="0"/>
+          <w:iCs w:val="0"/>
+          <w:caps w:val="0"/>
+          <w:color w:val="2B2B2F"/>
+          <w:spacing w:val="2"/>
+          <w:sz w:val="16"/>
+          <w:szCs w:val="16"/>
+          <w:shd w:val="clear" w:fill="FFFFFF"/>
+        </w:rPr>
+        <w:t>你手中的这个项目，就像一块绝佳的璞玉。它已经具备了核心框架，而上述的升级路径，正是将它雕琢成符合大厂要求的精美作品的关键步骤。</w:t>
+      </w:r>
     </w:p>
     <w:p>
       <w:pPr>
-        <w:pStyle w:val="3"/>
-        <w:bidi w:val="0"/>
-        <w:rPr>
-          <w:rFonts w:hint="eastAsia"/>
-        </w:rPr>
-      </w:pPr>
-      <w:r>
-        <w:rPr>
-          <w:rFonts w:hint="eastAsia"/>
-        </w:rPr>
-        <w:t>1.1 研究背景</w:t>
+        <w:pStyle w:val="4"/>
+        <w:keepNext w:val="0"/>
+        <w:keepLines w:val="0"/>
+        <w:widowControl/>
+        <w:suppressLineNumbers w:val="0"/>
+        <w:pBdr>
+          <w:bottom w:val="none" w:color="auto" w:sz="0" w:space="0"/>
+        </w:pBdr>
+        <w:shd w:val="clear" w:fill="FFFFFF"/>
+        <w:spacing w:before="350" w:beforeAutospacing="0" w:after="100" w:afterAutospacing="0" w:line="15" w:lineRule="atLeast"/>
+        <w:ind w:left="0" w:firstLine="0"/>
+        <w:rPr>
+          <w:rFonts w:hint="default" w:ascii="Segoe UI" w:hAnsi="Segoe UI" w:eastAsia="Segoe UI" w:cs="Segoe UI"/>
+          <w:i w:val="0"/>
+          <w:iCs w:val="0"/>
+          <w:caps w:val="0"/>
+          <w:color w:val="2B2B2F"/>
+          <w:spacing w:val="2"/>
+        </w:rPr>
+      </w:pPr>
+      <w:r>
+        <w:rPr>
+          <w:rFonts w:hint="default" w:ascii="Segoe UI" w:hAnsi="Segoe UI" w:eastAsia="Segoe UI" w:cs="Segoe UI"/>
+          <w:i w:val="0"/>
+          <w:iCs w:val="0"/>
+          <w:caps w:val="0"/>
+          <w:color w:val="607CD2"/>
+          <w:spacing w:val="2"/>
+          <w:u w:val="none"/>
+          <w:shd w:val="clear" w:fill="FFFFFF"/>
+        </w:rPr>
+        <w:fldChar w:fldCharType="begin"/>
+      </w:r>
+      <w:r>
+        <w:rPr>
+          <w:rFonts w:hint="default" w:ascii="Segoe UI" w:hAnsi="Segoe UI" w:eastAsia="Segoe UI" w:cs="Segoe UI"/>
+          <w:i w:val="0"/>
+          <w:iCs w:val="0"/>
+          <w:caps w:val="0"/>
+          <w:color w:val="607CD2"/>
+          <w:spacing w:val="2"/>
+          <w:u w:val="none"/>
+          <w:shd w:val="clear" w:fill="FFFFFF"/>
+        </w:rPr>
+        <w:instrText xml:space="preserve"> HYPERLINK "file:///C:/Users/LONG/Desktop/course/doc-agent/%E6%8A%80%E6%9C%AF%E5%AE%9E%E7%8E%B0-%E6%A0%BC%E5%BC%8F%E6%95%B4%E7%90%86.md" \l "%E9%A1%B9%E7%9B%AE%E4%B8%8E%E5%B2%97%E4%BD%8D%E5%AF%B9%E9%BD%90%E6%80%BB%E7%BB%93" </w:instrText>
+      </w:r>
+      <w:r>
+        <w:rPr>
+          <w:rFonts w:hint="default" w:ascii="Segoe UI" w:hAnsi="Segoe UI" w:eastAsia="Segoe UI" w:cs="Segoe UI"/>
+          <w:i w:val="0"/>
+          <w:iCs w:val="0"/>
+          <w:caps w:val="0"/>
+          <w:color w:val="607CD2"/>
+          <w:spacing w:val="2"/>
+          <w:u w:val="none"/>
+          <w:shd w:val="clear" w:fill="FFFFFF"/>
+        </w:rPr>
+        <w:fldChar w:fldCharType="separate"/>
+      </w:r>
+      <w:r>
+        <w:rPr>
+          <w:rFonts w:hint="default" w:ascii="Segoe UI" w:hAnsi="Segoe UI" w:eastAsia="Segoe UI" w:cs="Segoe UI"/>
+          <w:i w:val="0"/>
+          <w:iCs w:val="0"/>
+          <w:caps w:val="0"/>
+          <w:color w:val="607CD2"/>
+          <w:spacing w:val="2"/>
+          <w:u w:val="none"/>
+          <w:shd w:val="clear" w:fill="FFFFFF"/>
+        </w:rPr>
+        <w:fldChar w:fldCharType="end"/>
+      </w:r>
+      <w:r>
+        <w:rPr>
+          <w:rFonts w:hint="default" w:ascii="Segoe UI" w:hAnsi="Segoe UI" w:eastAsia="Segoe UI" w:cs="Segoe UI"/>
+          <w:i w:val="0"/>
+          <w:iCs w:val="0"/>
+          <w:caps w:val="0"/>
+          <w:color w:val="2B2B2F"/>
+          <w:spacing w:val="2"/>
+          <w:shd w:val="clear" w:fill="FFFFFF"/>
+        </w:rPr>
+        <w:t>项目与岗位对齐总结</w:t>
+      </w:r>
+    </w:p>
+    <w:tbl>
+      <w:tblPr>
+        <w:tblStyle w:val="6"/>
+        <w:tblW w:w="0" w:type="auto"/>
+        <w:tblInd w:w="0" w:type="dxa"/>
+        <w:tblBorders>
+          <w:top w:val="single" w:color="D0D7DE" w:sz="2" w:space="0"/>
+          <w:left w:val="none" w:color="auto" w:sz="0" w:space="0"/>
+          <w:bottom w:val="none" w:color="auto" w:sz="0" w:space="0"/>
+          <w:right w:val="none" w:color="auto" w:sz="0" w:space="0"/>
+          <w:insideH w:val="none" w:color="auto" w:sz="0" w:space="0"/>
+          <w:insideV w:val="none" w:color="auto" w:sz="0" w:space="0"/>
+        </w:tblBorders>
+        <w:shd w:val="clear" w:color="auto" w:fill="FFFFFF"/>
+        <w:tblLayout w:type="autofit"/>
+        <w:tblCellMar>
+          <w:top w:w="15" w:type="dxa"/>
+          <w:left w:w="15" w:type="dxa"/>
+          <w:bottom w:w="15" w:type="dxa"/>
+          <w:right w:w="15" w:type="dxa"/>
+        </w:tblCellMar>
+      </w:tblPr>
+      <w:tblGrid>
+        <w:gridCol w:w="1203"/>
+        <w:gridCol w:w="2929"/>
+        <w:gridCol w:w="4594"/>
+      </w:tblGrid>
+      <w:tr>
+        <w:tblPrEx>
+          <w:tblBorders>
+            <w:top w:val="single" w:color="D0D7DE" w:sz="2" w:space="0"/>
+            <w:left w:val="none" w:color="auto" w:sz="0" w:space="0"/>
+            <w:bottom w:val="none" w:color="auto" w:sz="0" w:space="0"/>
+            <w:right w:val="none" w:color="auto" w:sz="0" w:space="0"/>
+            <w:insideH w:val="none" w:color="auto" w:sz="0" w:space="0"/>
+            <w:insideV w:val="none" w:color="auto" w:sz="0" w:space="0"/>
+          </w:tblBorders>
+          <w:shd w:val="clear" w:color="auto" w:fill="FFFFFF"/>
+          <w:tblCellMar>
+            <w:top w:w="15" w:type="dxa"/>
+            <w:left w:w="15" w:type="dxa"/>
+            <w:bottom w:w="15" w:type="dxa"/>
+            <w:right w:w="15" w:type="dxa"/>
+          </w:tblCellMar>
+        </w:tblPrEx>
+        <w:trPr>
+          <w:tblHeader/>
+        </w:trPr>
+        <w:tc>
+          <w:tcPr>
+            <w:tcW w:w="0" w:type="auto"/>
+            <w:tcBorders>
+              <w:top w:val="single" w:color="D0D7DE" w:sz="2" w:space="0"/>
+              <w:left w:val="single" w:color="D0D7DE" w:sz="2" w:space="0"/>
+              <w:bottom w:val="single" w:color="D0D7DE" w:sz="2" w:space="0"/>
+              <w:right w:val="single" w:color="D0D7DE" w:sz="2" w:space="0"/>
+            </w:tcBorders>
+            <w:shd w:val="clear" w:color="auto" w:fill="FFFFFF"/>
+            <w:tcMar>
+              <w:top w:w="126" w:type="dxa"/>
+              <w:left w:w="210" w:type="dxa"/>
+              <w:bottom w:w="126" w:type="dxa"/>
+              <w:right w:w="210" w:type="dxa"/>
+            </w:tcMar>
+            <w:vAlign w:val="center"/>
+          </w:tcPr>
+          <w:p>
+            <w:pPr>
+              <w:keepNext w:val="0"/>
+              <w:keepLines w:val="0"/>
+              <w:widowControl/>
+              <w:suppressLineNumbers w:val="0"/>
+              <w:jc w:val="center"/>
+              <w:rPr>
+                <w:rFonts w:hint="default" w:ascii="Segoe UI" w:hAnsi="Segoe UI" w:eastAsia="Segoe UI" w:cs="Segoe UI"/>
+                <w:b/>
+                <w:bCs/>
+                <w:i w:val="0"/>
+                <w:iCs w:val="0"/>
+                <w:caps w:val="0"/>
+                <w:color w:val="2B2B2F"/>
+                <w:spacing w:val="2"/>
+                <w:sz w:val="16"/>
+                <w:szCs w:val="16"/>
+              </w:rPr>
+            </w:pPr>
+            <w:r>
+              <w:rPr>
+                <w:rFonts w:hint="default" w:ascii="Segoe UI" w:hAnsi="Segoe UI" w:eastAsia="Segoe UI" w:cs="Segoe UI"/>
+                <w:b/>
+                <w:bCs/>
+                <w:i w:val="0"/>
+                <w:iCs w:val="0"/>
+                <w:caps w:val="0"/>
+                <w:color w:val="2B2B2F"/>
+                <w:spacing w:val="2"/>
+                <w:kern w:val="0"/>
+                <w:sz w:val="16"/>
+                <w:szCs w:val="16"/>
+                <w:lang w:val="en-US" w:eastAsia="zh-CN" w:bidi="ar"/>
+              </w:rPr>
+              <w:t>维度</w:t>
+            </w:r>
+          </w:p>
+        </w:tc>
+        <w:tc>
+          <w:tcPr>
+            <w:tcW w:w="0" w:type="auto"/>
+            <w:tcBorders>
+              <w:top w:val="single" w:color="D0D7DE" w:sz="2" w:space="0"/>
+              <w:left w:val="single" w:color="D0D7DE" w:sz="2" w:space="0"/>
+              <w:bottom w:val="single" w:color="D0D7DE" w:sz="2" w:space="0"/>
+              <w:right w:val="single" w:color="D0D7DE" w:sz="2" w:space="0"/>
+            </w:tcBorders>
+            <w:shd w:val="clear" w:color="auto" w:fill="FFFFFF"/>
+            <w:tcMar>
+              <w:top w:w="126" w:type="dxa"/>
+              <w:left w:w="210" w:type="dxa"/>
+              <w:bottom w:w="126" w:type="dxa"/>
+              <w:right w:w="210" w:type="dxa"/>
+            </w:tcMar>
+            <w:vAlign w:val="center"/>
+          </w:tcPr>
+          <w:p>
+            <w:pPr>
+              <w:keepNext w:val="0"/>
+              <w:keepLines w:val="0"/>
+              <w:widowControl/>
+              <w:suppressLineNumbers w:val="0"/>
+              <w:jc w:val="center"/>
+              <w:rPr>
+                <w:rFonts w:hint="default" w:ascii="Segoe UI" w:hAnsi="Segoe UI" w:eastAsia="Segoe UI" w:cs="Segoe UI"/>
+                <w:b/>
+                <w:bCs/>
+                <w:i w:val="0"/>
+                <w:iCs w:val="0"/>
+                <w:caps w:val="0"/>
+                <w:color w:val="2B2B2F"/>
+                <w:spacing w:val="2"/>
+                <w:sz w:val="16"/>
+                <w:szCs w:val="16"/>
+              </w:rPr>
+            </w:pPr>
+            <w:r>
+              <w:rPr>
+                <w:rFonts w:hint="default" w:ascii="Segoe UI" w:hAnsi="Segoe UI" w:eastAsia="Segoe UI" w:cs="Segoe UI"/>
+                <w:b/>
+                <w:bCs/>
+                <w:i w:val="0"/>
+                <w:iCs w:val="0"/>
+                <w:caps w:val="0"/>
+                <w:color w:val="2B2B2F"/>
+                <w:spacing w:val="2"/>
+                <w:kern w:val="0"/>
+                <w:sz w:val="16"/>
+                <w:szCs w:val="16"/>
+                <w:lang w:val="en-US" w:eastAsia="zh-CN" w:bidi="ar"/>
+              </w:rPr>
+              <w:t>当前状态</w:t>
+            </w:r>
+          </w:p>
+        </w:tc>
+        <w:tc>
+          <w:tcPr>
+            <w:tcW w:w="0" w:type="auto"/>
+            <w:tcBorders>
+              <w:top w:val="single" w:color="D0D7DE" w:sz="2" w:space="0"/>
+              <w:left w:val="single" w:color="D0D7DE" w:sz="2" w:space="0"/>
+              <w:bottom w:val="single" w:color="D0D7DE" w:sz="2" w:space="0"/>
+              <w:right w:val="single" w:color="D0D7DE" w:sz="2" w:space="0"/>
+            </w:tcBorders>
+            <w:shd w:val="clear" w:color="auto" w:fill="FFFFFF"/>
+            <w:tcMar>
+              <w:top w:w="126" w:type="dxa"/>
+              <w:left w:w="210" w:type="dxa"/>
+              <w:bottom w:w="126" w:type="dxa"/>
+              <w:right w:w="210" w:type="dxa"/>
+            </w:tcMar>
+            <w:vAlign w:val="center"/>
+          </w:tcPr>
+          <w:p>
+            <w:pPr>
+              <w:keepNext w:val="0"/>
+              <w:keepLines w:val="0"/>
+              <w:widowControl/>
+              <w:suppressLineNumbers w:val="0"/>
+              <w:jc w:val="center"/>
+              <w:rPr>
+                <w:rFonts w:hint="default" w:ascii="Segoe UI" w:hAnsi="Segoe UI" w:eastAsia="Segoe UI" w:cs="Segoe UI"/>
+                <w:b/>
+                <w:bCs/>
+                <w:i w:val="0"/>
+                <w:iCs w:val="0"/>
+                <w:caps w:val="0"/>
+                <w:color w:val="2B2B2F"/>
+                <w:spacing w:val="2"/>
+                <w:sz w:val="16"/>
+                <w:szCs w:val="16"/>
+              </w:rPr>
+            </w:pPr>
+            <w:r>
+              <w:rPr>
+                <w:rFonts w:hint="default" w:ascii="Segoe UI" w:hAnsi="Segoe UI" w:eastAsia="Segoe UI" w:cs="Segoe UI"/>
+                <w:b/>
+                <w:bCs/>
+                <w:i w:val="0"/>
+                <w:iCs w:val="0"/>
+                <w:caps w:val="0"/>
+                <w:color w:val="2B2B2F"/>
+                <w:spacing w:val="2"/>
+                <w:kern w:val="0"/>
+                <w:sz w:val="16"/>
+                <w:szCs w:val="16"/>
+                <w:lang w:val="en-US" w:eastAsia="zh-CN" w:bidi="ar"/>
+              </w:rPr>
+              <w:t>目标方向</w:t>
+            </w:r>
+          </w:p>
+        </w:tc>
+      </w:tr>
+      <w:tr>
+        <w:tblPrEx>
+          <w:tblBorders>
+            <w:top w:val="single" w:color="D0D7DE" w:sz="2" w:space="0"/>
+            <w:left w:val="none" w:color="auto" w:sz="0" w:space="0"/>
+            <w:bottom w:val="none" w:color="auto" w:sz="0" w:space="0"/>
+            <w:right w:val="none" w:color="auto" w:sz="0" w:space="0"/>
+            <w:insideH w:val="none" w:color="auto" w:sz="0" w:space="0"/>
+            <w:insideV w:val="none" w:color="auto" w:sz="0" w:space="0"/>
+          </w:tblBorders>
+          <w:shd w:val="clear" w:color="auto" w:fill="FFFFFF"/>
+          <w:tblCellMar>
+            <w:top w:w="15" w:type="dxa"/>
+            <w:left w:w="15" w:type="dxa"/>
+            <w:bottom w:w="15" w:type="dxa"/>
+            <w:right w:w="15" w:type="dxa"/>
+          </w:tblCellMar>
+        </w:tblPrEx>
+        <w:tc>
+          <w:tcPr>
+            <w:tcW w:w="0" w:type="auto"/>
+            <w:tcBorders>
+              <w:top w:val="single" w:color="D0D7DE" w:sz="2" w:space="0"/>
+              <w:left w:val="single" w:color="D0D7DE" w:sz="2" w:space="0"/>
+              <w:bottom w:val="single" w:color="D0D7DE" w:sz="2" w:space="0"/>
+              <w:right w:val="single" w:color="D0D7DE" w:sz="2" w:space="0"/>
+            </w:tcBorders>
+            <w:shd w:val="clear" w:color="auto" w:fill="FFFFFF"/>
+            <w:tcMar>
+              <w:top w:w="126" w:type="dxa"/>
+              <w:left w:w="210" w:type="dxa"/>
+              <w:bottom w:w="126" w:type="dxa"/>
+              <w:right w:w="210" w:type="dxa"/>
+            </w:tcMar>
+            <w:vAlign w:val="center"/>
+          </w:tcPr>
+          <w:p>
+            <w:pPr>
+              <w:keepNext w:val="0"/>
+              <w:keepLines w:val="0"/>
+              <w:widowControl/>
+              <w:suppressLineNumbers w:val="0"/>
+              <w:jc w:val="left"/>
+              <w:rPr>
+                <w:rFonts w:hint="default" w:ascii="Segoe UI" w:hAnsi="Segoe UI" w:eastAsia="Segoe UI" w:cs="Segoe UI"/>
+                <w:i w:val="0"/>
+                <w:iCs w:val="0"/>
+                <w:caps w:val="0"/>
+                <w:color w:val="2B2B2F"/>
+                <w:spacing w:val="2"/>
+                <w:sz w:val="16"/>
+                <w:szCs w:val="16"/>
+              </w:rPr>
+            </w:pPr>
+            <w:r>
+              <w:rPr>
+                <w:rStyle w:val="8"/>
+                <w:rFonts w:hint="default" w:ascii="Segoe UI" w:hAnsi="Segoe UI" w:eastAsia="Segoe UI" w:cs="Segoe UI"/>
+                <w:i w:val="0"/>
+                <w:iCs w:val="0"/>
+                <w:caps w:val="0"/>
+                <w:color w:val="2B2B2F"/>
+                <w:spacing w:val="2"/>
+                <w:kern w:val="0"/>
+                <w:sz w:val="16"/>
+                <w:szCs w:val="16"/>
+                <w:lang w:val="en-US" w:eastAsia="zh-CN" w:bidi="ar"/>
+              </w:rPr>
+              <w:t>全栈能力</w:t>
+            </w:r>
+          </w:p>
+        </w:tc>
+        <w:tc>
+          <w:tcPr>
+            <w:tcW w:w="0" w:type="auto"/>
+            <w:tcBorders>
+              <w:top w:val="single" w:color="D0D7DE" w:sz="2" w:space="0"/>
+              <w:left w:val="single" w:color="D0D7DE" w:sz="2" w:space="0"/>
+              <w:bottom w:val="single" w:color="D0D7DE" w:sz="2" w:space="0"/>
+              <w:right w:val="single" w:color="D0D7DE" w:sz="2" w:space="0"/>
+            </w:tcBorders>
+            <w:shd w:val="clear" w:color="auto" w:fill="FFFFFF"/>
+            <w:tcMar>
+              <w:top w:w="126" w:type="dxa"/>
+              <w:left w:w="210" w:type="dxa"/>
+              <w:bottom w:w="126" w:type="dxa"/>
+              <w:right w:w="210" w:type="dxa"/>
+            </w:tcMar>
+            <w:vAlign w:val="center"/>
+          </w:tcPr>
+          <w:p>
+            <w:pPr>
+              <w:keepNext w:val="0"/>
+              <w:keepLines w:val="0"/>
+              <w:widowControl/>
+              <w:suppressLineNumbers w:val="0"/>
+              <w:jc w:val="left"/>
+              <w:rPr>
+                <w:rFonts w:hint="default" w:ascii="Segoe UI" w:hAnsi="Segoe UI" w:eastAsia="Segoe UI" w:cs="Segoe UI"/>
+                <w:i w:val="0"/>
+                <w:iCs w:val="0"/>
+                <w:caps w:val="0"/>
+                <w:color w:val="2B2B2F"/>
+                <w:spacing w:val="2"/>
+                <w:sz w:val="16"/>
+                <w:szCs w:val="16"/>
+              </w:rPr>
+            </w:pPr>
+            <w:r>
+              <w:rPr>
+                <w:rFonts w:hint="default" w:ascii="Segoe UI" w:hAnsi="Segoe UI" w:eastAsia="Segoe UI" w:cs="Segoe UI"/>
+                <w:i w:val="0"/>
+                <w:iCs w:val="0"/>
+                <w:caps w:val="0"/>
+                <w:color w:val="2B2B2F"/>
+                <w:spacing w:val="2"/>
+                <w:kern w:val="0"/>
+                <w:sz w:val="16"/>
+                <w:szCs w:val="16"/>
+                <w:lang w:val="en-US" w:eastAsia="zh-CN" w:bidi="ar"/>
+              </w:rPr>
+              <w:t>完整的 AI 应用，展示全栈能力和 AI 落地思维</w:t>
+            </w:r>
+          </w:p>
+        </w:tc>
+        <w:tc>
+          <w:tcPr>
+            <w:tcW w:w="0" w:type="auto"/>
+            <w:tcBorders>
+              <w:top w:val="single" w:color="D0D7DE" w:sz="2" w:space="0"/>
+              <w:left w:val="single" w:color="D0D7DE" w:sz="2" w:space="0"/>
+              <w:bottom w:val="single" w:color="D0D7DE" w:sz="2" w:space="0"/>
+              <w:right w:val="single" w:color="D0D7DE" w:sz="2" w:space="0"/>
+            </w:tcBorders>
+            <w:shd w:val="clear" w:color="auto" w:fill="FFFFFF"/>
+            <w:tcMar>
+              <w:top w:w="126" w:type="dxa"/>
+              <w:left w:w="210" w:type="dxa"/>
+              <w:bottom w:w="126" w:type="dxa"/>
+              <w:right w:w="210" w:type="dxa"/>
+            </w:tcMar>
+            <w:vAlign w:val="center"/>
+          </w:tcPr>
+          <w:p>
+            <w:pPr>
+              <w:keepNext w:val="0"/>
+              <w:keepLines w:val="0"/>
+              <w:widowControl/>
+              <w:suppressLineNumbers w:val="0"/>
+              <w:jc w:val="left"/>
+              <w:rPr>
+                <w:rFonts w:hint="default" w:ascii="Segoe UI" w:hAnsi="Segoe UI" w:eastAsia="Segoe UI" w:cs="Segoe UI"/>
+                <w:i w:val="0"/>
+                <w:iCs w:val="0"/>
+                <w:caps w:val="0"/>
+                <w:color w:val="2B2B2F"/>
+                <w:spacing w:val="2"/>
+                <w:sz w:val="16"/>
+                <w:szCs w:val="16"/>
+              </w:rPr>
+            </w:pPr>
+            <w:r>
+              <w:rPr>
+                <w:rFonts w:hint="default" w:ascii="Segoe UI" w:hAnsi="Segoe UI" w:eastAsia="Segoe UI" w:cs="Segoe UI"/>
+                <w:i w:val="0"/>
+                <w:iCs w:val="0"/>
+                <w:caps w:val="0"/>
+                <w:color w:val="2B2B2F"/>
+                <w:spacing w:val="2"/>
+                <w:kern w:val="0"/>
+                <w:sz w:val="16"/>
+                <w:szCs w:val="16"/>
+                <w:lang w:val="en-US" w:eastAsia="zh-CN" w:bidi="ar"/>
+              </w:rPr>
+              <w:t>—</w:t>
+            </w:r>
+          </w:p>
+        </w:tc>
+      </w:tr>
+      <w:tr>
+        <w:tblPrEx>
+          <w:tblBorders>
+            <w:top w:val="single" w:color="D0D7DE" w:sz="2" w:space="0"/>
+            <w:left w:val="none" w:color="auto" w:sz="0" w:space="0"/>
+            <w:bottom w:val="none" w:color="auto" w:sz="0" w:space="0"/>
+            <w:right w:val="none" w:color="auto" w:sz="0" w:space="0"/>
+            <w:insideH w:val="none" w:color="auto" w:sz="0" w:space="0"/>
+            <w:insideV w:val="none" w:color="auto" w:sz="0" w:space="0"/>
+          </w:tblBorders>
+          <w:shd w:val="clear" w:color="auto" w:fill="FFFFFF"/>
+          <w:tblCellMar>
+            <w:top w:w="15" w:type="dxa"/>
+            <w:left w:w="15" w:type="dxa"/>
+            <w:bottom w:w="15" w:type="dxa"/>
+            <w:right w:w="15" w:type="dxa"/>
+          </w:tblCellMar>
+        </w:tblPrEx>
+        <w:tc>
+          <w:tcPr>
+            <w:tcW w:w="0" w:type="auto"/>
+            <w:tcBorders>
+              <w:top w:val="single" w:color="D0D7DE" w:sz="2" w:space="0"/>
+              <w:left w:val="single" w:color="D0D7DE" w:sz="2" w:space="0"/>
+              <w:bottom w:val="single" w:color="D0D7DE" w:sz="2" w:space="0"/>
+              <w:right w:val="single" w:color="D0D7DE" w:sz="2" w:space="0"/>
+            </w:tcBorders>
+            <w:shd w:val="clear" w:color="auto" w:fill="FFFFFF"/>
+            <w:tcMar>
+              <w:top w:w="126" w:type="dxa"/>
+              <w:left w:w="210" w:type="dxa"/>
+              <w:bottom w:w="126" w:type="dxa"/>
+              <w:right w:w="210" w:type="dxa"/>
+            </w:tcMar>
+            <w:vAlign w:val="center"/>
+          </w:tcPr>
+          <w:p>
+            <w:pPr>
+              <w:keepNext w:val="0"/>
+              <w:keepLines w:val="0"/>
+              <w:widowControl/>
+              <w:suppressLineNumbers w:val="0"/>
+              <w:jc w:val="left"/>
+              <w:rPr>
+                <w:rFonts w:hint="default" w:ascii="Segoe UI" w:hAnsi="Segoe UI" w:eastAsia="Segoe UI" w:cs="Segoe UI"/>
+                <w:i w:val="0"/>
+                <w:iCs w:val="0"/>
+                <w:caps w:val="0"/>
+                <w:color w:val="2B2B2F"/>
+                <w:spacing w:val="2"/>
+                <w:sz w:val="16"/>
+                <w:szCs w:val="16"/>
+              </w:rPr>
+            </w:pPr>
+            <w:r>
+              <w:rPr>
+                <w:rStyle w:val="8"/>
+                <w:rFonts w:hint="default" w:ascii="Segoe UI" w:hAnsi="Segoe UI" w:eastAsia="Segoe UI" w:cs="Segoe UI"/>
+                <w:i w:val="0"/>
+                <w:iCs w:val="0"/>
+                <w:caps w:val="0"/>
+                <w:color w:val="2B2B2F"/>
+                <w:spacing w:val="2"/>
+                <w:kern w:val="0"/>
+                <w:sz w:val="16"/>
+                <w:szCs w:val="16"/>
+                <w:lang w:val="en-US" w:eastAsia="zh-CN" w:bidi="ar"/>
+              </w:rPr>
+              <w:t>Agent 架构</w:t>
+            </w:r>
+          </w:p>
+        </w:tc>
+        <w:tc>
+          <w:tcPr>
+            <w:tcW w:w="0" w:type="auto"/>
+            <w:tcBorders>
+              <w:top w:val="single" w:color="D0D7DE" w:sz="2" w:space="0"/>
+              <w:left w:val="single" w:color="D0D7DE" w:sz="2" w:space="0"/>
+              <w:bottom w:val="single" w:color="D0D7DE" w:sz="2" w:space="0"/>
+              <w:right w:val="single" w:color="D0D7DE" w:sz="2" w:space="0"/>
+            </w:tcBorders>
+            <w:shd w:val="clear" w:color="auto" w:fill="FFFFFF"/>
+            <w:tcMar>
+              <w:top w:w="126" w:type="dxa"/>
+              <w:left w:w="210" w:type="dxa"/>
+              <w:bottom w:w="126" w:type="dxa"/>
+              <w:right w:w="210" w:type="dxa"/>
+            </w:tcMar>
+            <w:vAlign w:val="center"/>
+          </w:tcPr>
+          <w:p>
+            <w:pPr>
+              <w:keepNext w:val="0"/>
+              <w:keepLines w:val="0"/>
+              <w:widowControl/>
+              <w:suppressLineNumbers w:val="0"/>
+              <w:jc w:val="left"/>
+              <w:rPr>
+                <w:rFonts w:hint="default" w:ascii="Segoe UI" w:hAnsi="Segoe UI" w:eastAsia="Segoe UI" w:cs="Segoe UI"/>
+                <w:i w:val="0"/>
+                <w:iCs w:val="0"/>
+                <w:caps w:val="0"/>
+                <w:color w:val="2B2B2F"/>
+                <w:spacing w:val="2"/>
+                <w:sz w:val="16"/>
+                <w:szCs w:val="16"/>
+              </w:rPr>
+            </w:pPr>
+            <w:r>
+              <w:rPr>
+                <w:rFonts w:hint="default" w:ascii="Segoe UI" w:hAnsi="Segoe UI" w:eastAsia="Segoe UI" w:cs="Segoe UI"/>
+                <w:i w:val="0"/>
+                <w:iCs w:val="0"/>
+                <w:caps w:val="0"/>
+                <w:color w:val="2B2B2F"/>
+                <w:spacing w:val="2"/>
+                <w:kern w:val="0"/>
+                <w:sz w:val="16"/>
+                <w:szCs w:val="16"/>
+                <w:lang w:val="en-US" w:eastAsia="zh-CN" w:bidi="ar"/>
+              </w:rPr>
+              <w:t>线性流程</w:t>
+            </w:r>
+          </w:p>
+        </w:tc>
+        <w:tc>
+          <w:tcPr>
+            <w:tcW w:w="0" w:type="auto"/>
+            <w:tcBorders>
+              <w:top w:val="single" w:color="D0D7DE" w:sz="2" w:space="0"/>
+              <w:left w:val="single" w:color="D0D7DE" w:sz="2" w:space="0"/>
+              <w:bottom w:val="single" w:color="D0D7DE" w:sz="2" w:space="0"/>
+              <w:right w:val="single" w:color="D0D7DE" w:sz="2" w:space="0"/>
+            </w:tcBorders>
+            <w:shd w:val="clear" w:color="auto" w:fill="FFFFFF"/>
+            <w:tcMar>
+              <w:top w:w="126" w:type="dxa"/>
+              <w:left w:w="210" w:type="dxa"/>
+              <w:bottom w:w="126" w:type="dxa"/>
+              <w:right w:w="210" w:type="dxa"/>
+            </w:tcMar>
+            <w:vAlign w:val="center"/>
+          </w:tcPr>
+          <w:p>
+            <w:pPr>
+              <w:keepNext w:val="0"/>
+              <w:keepLines w:val="0"/>
+              <w:widowControl/>
+              <w:suppressLineNumbers w:val="0"/>
+              <w:jc w:val="left"/>
+              <w:rPr>
+                <w:rFonts w:hint="default" w:ascii="Segoe UI" w:hAnsi="Segoe UI" w:eastAsia="Segoe UI" w:cs="Segoe UI"/>
+                <w:i w:val="0"/>
+                <w:iCs w:val="0"/>
+                <w:caps w:val="0"/>
+                <w:color w:val="2B2B2F"/>
+                <w:spacing w:val="2"/>
+                <w:sz w:val="16"/>
+                <w:szCs w:val="16"/>
+              </w:rPr>
+            </w:pPr>
+            <w:r>
+              <w:rPr>
+                <w:rFonts w:hint="default" w:ascii="Segoe UI" w:hAnsi="Segoe UI" w:eastAsia="Segoe UI" w:cs="Segoe UI"/>
+                <w:i w:val="0"/>
+                <w:iCs w:val="0"/>
+                <w:caps w:val="0"/>
+                <w:color w:val="2B2B2F"/>
+                <w:spacing w:val="2"/>
+                <w:kern w:val="0"/>
+                <w:sz w:val="16"/>
+                <w:szCs w:val="16"/>
+                <w:lang w:val="en-US" w:eastAsia="zh-CN" w:bidi="ar"/>
+              </w:rPr>
+              <w:t>增加 Agent 架构描述，展示 AI 规划能力（对齐字节 Agent 岗）</w:t>
+            </w:r>
+          </w:p>
+        </w:tc>
+      </w:tr>
+      <w:tr>
+        <w:tblPrEx>
+          <w:tblBorders>
+            <w:top w:val="single" w:color="D0D7DE" w:sz="2" w:space="0"/>
+            <w:left w:val="none" w:color="auto" w:sz="0" w:space="0"/>
+            <w:bottom w:val="none" w:color="auto" w:sz="0" w:space="0"/>
+            <w:right w:val="none" w:color="auto" w:sz="0" w:space="0"/>
+            <w:insideH w:val="none" w:color="auto" w:sz="0" w:space="0"/>
+            <w:insideV w:val="none" w:color="auto" w:sz="0" w:space="0"/>
+          </w:tblBorders>
+          <w:shd w:val="clear" w:color="auto" w:fill="FFFFFF"/>
+          <w:tblCellMar>
+            <w:top w:w="15" w:type="dxa"/>
+            <w:left w:w="15" w:type="dxa"/>
+            <w:bottom w:w="15" w:type="dxa"/>
+            <w:right w:w="15" w:type="dxa"/>
+          </w:tblCellMar>
+        </w:tblPrEx>
+        <w:tc>
+          <w:tcPr>
+            <w:tcW w:w="0" w:type="auto"/>
+            <w:tcBorders>
+              <w:top w:val="single" w:color="D0D7DE" w:sz="2" w:space="0"/>
+              <w:left w:val="single" w:color="D0D7DE" w:sz="2" w:space="0"/>
+              <w:bottom w:val="single" w:color="D0D7DE" w:sz="2" w:space="0"/>
+              <w:right w:val="single" w:color="D0D7DE" w:sz="2" w:space="0"/>
+            </w:tcBorders>
+            <w:shd w:val="clear" w:color="auto" w:fill="FFFFFF"/>
+            <w:tcMar>
+              <w:top w:w="126" w:type="dxa"/>
+              <w:left w:w="210" w:type="dxa"/>
+              <w:bottom w:w="126" w:type="dxa"/>
+              <w:right w:w="210" w:type="dxa"/>
+            </w:tcMar>
+            <w:vAlign w:val="center"/>
+          </w:tcPr>
+          <w:p>
+            <w:pPr>
+              <w:keepNext w:val="0"/>
+              <w:keepLines w:val="0"/>
+              <w:widowControl/>
+              <w:suppressLineNumbers w:val="0"/>
+              <w:jc w:val="left"/>
+              <w:rPr>
+                <w:rFonts w:hint="default" w:ascii="Segoe UI" w:hAnsi="Segoe UI" w:eastAsia="Segoe UI" w:cs="Segoe UI"/>
+                <w:i w:val="0"/>
+                <w:iCs w:val="0"/>
+                <w:caps w:val="0"/>
+                <w:color w:val="2B2B2F"/>
+                <w:spacing w:val="2"/>
+                <w:sz w:val="16"/>
+                <w:szCs w:val="16"/>
+              </w:rPr>
+            </w:pPr>
+            <w:r>
+              <w:rPr>
+                <w:rStyle w:val="8"/>
+                <w:rFonts w:hint="default" w:ascii="Segoe UI" w:hAnsi="Segoe UI" w:eastAsia="Segoe UI" w:cs="Segoe UI"/>
+                <w:i w:val="0"/>
+                <w:iCs w:val="0"/>
+                <w:caps w:val="0"/>
+                <w:color w:val="2B2B2F"/>
+                <w:spacing w:val="2"/>
+                <w:kern w:val="0"/>
+                <w:sz w:val="16"/>
+                <w:szCs w:val="16"/>
+                <w:lang w:val="en-US" w:eastAsia="zh-CN" w:bidi="ar"/>
+              </w:rPr>
+              <w:t>RAG 知识库</w:t>
+            </w:r>
+          </w:p>
+        </w:tc>
+        <w:tc>
+          <w:tcPr>
+            <w:tcW w:w="0" w:type="auto"/>
+            <w:tcBorders>
+              <w:top w:val="single" w:color="D0D7DE" w:sz="2" w:space="0"/>
+              <w:left w:val="single" w:color="D0D7DE" w:sz="2" w:space="0"/>
+              <w:bottom w:val="single" w:color="D0D7DE" w:sz="2" w:space="0"/>
+              <w:right w:val="single" w:color="D0D7DE" w:sz="2" w:space="0"/>
+            </w:tcBorders>
+            <w:shd w:val="clear" w:color="auto" w:fill="FFFFFF"/>
+            <w:tcMar>
+              <w:top w:w="126" w:type="dxa"/>
+              <w:left w:w="210" w:type="dxa"/>
+              <w:bottom w:w="126" w:type="dxa"/>
+              <w:right w:w="210" w:type="dxa"/>
+            </w:tcMar>
+            <w:vAlign w:val="center"/>
+          </w:tcPr>
+          <w:p>
+            <w:pPr>
+              <w:keepNext w:val="0"/>
+              <w:keepLines w:val="0"/>
+              <w:widowControl/>
+              <w:suppressLineNumbers w:val="0"/>
+              <w:jc w:val="left"/>
+              <w:rPr>
+                <w:rFonts w:hint="default" w:ascii="Segoe UI" w:hAnsi="Segoe UI" w:eastAsia="Segoe UI" w:cs="Segoe UI"/>
+                <w:i w:val="0"/>
+                <w:iCs w:val="0"/>
+                <w:caps w:val="0"/>
+                <w:color w:val="2B2B2F"/>
+                <w:spacing w:val="2"/>
+                <w:sz w:val="16"/>
+                <w:szCs w:val="16"/>
+              </w:rPr>
+            </w:pPr>
+            <w:r>
+              <w:rPr>
+                <w:rFonts w:hint="default" w:ascii="Segoe UI" w:hAnsi="Segoe UI" w:eastAsia="Segoe UI" w:cs="Segoe UI"/>
+                <w:i w:val="0"/>
+                <w:iCs w:val="0"/>
+                <w:caps w:val="0"/>
+                <w:color w:val="2B2B2F"/>
+                <w:spacing w:val="2"/>
+                <w:kern w:val="0"/>
+                <w:sz w:val="16"/>
+                <w:szCs w:val="16"/>
+                <w:lang w:val="en-US" w:eastAsia="zh-CN" w:bidi="ar"/>
+              </w:rPr>
+              <w:t>无</w:t>
+            </w:r>
+          </w:p>
+        </w:tc>
+        <w:tc>
+          <w:tcPr>
+            <w:tcW w:w="0" w:type="auto"/>
+            <w:tcBorders>
+              <w:top w:val="single" w:color="D0D7DE" w:sz="2" w:space="0"/>
+              <w:left w:val="single" w:color="D0D7DE" w:sz="2" w:space="0"/>
+              <w:bottom w:val="single" w:color="D0D7DE" w:sz="2" w:space="0"/>
+              <w:right w:val="single" w:color="D0D7DE" w:sz="2" w:space="0"/>
+            </w:tcBorders>
+            <w:shd w:val="clear" w:color="auto" w:fill="FFFFFF"/>
+            <w:tcMar>
+              <w:top w:w="126" w:type="dxa"/>
+              <w:left w:w="210" w:type="dxa"/>
+              <w:bottom w:w="126" w:type="dxa"/>
+              <w:right w:w="210" w:type="dxa"/>
+            </w:tcMar>
+            <w:vAlign w:val="center"/>
+          </w:tcPr>
+          <w:p>
+            <w:pPr>
+              <w:keepNext w:val="0"/>
+              <w:keepLines w:val="0"/>
+              <w:widowControl/>
+              <w:suppressLineNumbers w:val="0"/>
+              <w:jc w:val="left"/>
+              <w:rPr>
+                <w:rFonts w:hint="default" w:ascii="Segoe UI" w:hAnsi="Segoe UI" w:eastAsia="Segoe UI" w:cs="Segoe UI"/>
+                <w:i w:val="0"/>
+                <w:iCs w:val="0"/>
+                <w:caps w:val="0"/>
+                <w:color w:val="2B2B2F"/>
+                <w:spacing w:val="2"/>
+                <w:sz w:val="16"/>
+                <w:szCs w:val="16"/>
+              </w:rPr>
+            </w:pPr>
+            <w:r>
+              <w:rPr>
+                <w:rFonts w:hint="default" w:ascii="Segoe UI" w:hAnsi="Segoe UI" w:eastAsia="Segoe UI" w:cs="Segoe UI"/>
+                <w:i w:val="0"/>
+                <w:iCs w:val="0"/>
+                <w:caps w:val="0"/>
+                <w:color w:val="2B2B2F"/>
+                <w:spacing w:val="2"/>
+                <w:kern w:val="0"/>
+                <w:sz w:val="16"/>
+                <w:szCs w:val="16"/>
+                <w:lang w:val="en-US" w:eastAsia="zh-CN" w:bidi="ar"/>
+              </w:rPr>
+              <w:t>增加向量检索（RAG），展示知识库应用能力（对齐腾讯、字节通用 AI 岗）</w:t>
+            </w:r>
+          </w:p>
+        </w:tc>
+      </w:tr>
+      <w:tr>
+        <w:tblPrEx>
+          <w:tblBorders>
+            <w:top w:val="single" w:color="D0D7DE" w:sz="2" w:space="0"/>
+            <w:left w:val="none" w:color="auto" w:sz="0" w:space="0"/>
+            <w:bottom w:val="none" w:color="auto" w:sz="0" w:space="0"/>
+            <w:right w:val="none" w:color="auto" w:sz="0" w:space="0"/>
+            <w:insideH w:val="none" w:color="auto" w:sz="0" w:space="0"/>
+            <w:insideV w:val="none" w:color="auto" w:sz="0" w:space="0"/>
+          </w:tblBorders>
+          <w:tblCellMar>
+            <w:top w:w="15" w:type="dxa"/>
+            <w:left w:w="15" w:type="dxa"/>
+            <w:bottom w:w="15" w:type="dxa"/>
+            <w:right w:w="15" w:type="dxa"/>
+          </w:tblCellMar>
+        </w:tblPrEx>
+        <w:tc>
+          <w:tcPr>
+            <w:tcW w:w="0" w:type="auto"/>
+            <w:tcBorders>
+              <w:top w:val="single" w:color="D0D7DE" w:sz="2" w:space="0"/>
+              <w:left w:val="single" w:color="D0D7DE" w:sz="2" w:space="0"/>
+              <w:bottom w:val="single" w:color="D0D7DE" w:sz="2" w:space="0"/>
+              <w:right w:val="single" w:color="D0D7DE" w:sz="2" w:space="0"/>
+            </w:tcBorders>
+            <w:shd w:val="clear" w:color="auto" w:fill="FFFFFF"/>
+            <w:tcMar>
+              <w:top w:w="126" w:type="dxa"/>
+              <w:left w:w="210" w:type="dxa"/>
+              <w:bottom w:w="126" w:type="dxa"/>
+              <w:right w:w="210" w:type="dxa"/>
+            </w:tcMar>
+            <w:vAlign w:val="center"/>
+          </w:tcPr>
+          <w:p>
+            <w:pPr>
+              <w:keepNext w:val="0"/>
+              <w:keepLines w:val="0"/>
+              <w:widowControl/>
+              <w:suppressLineNumbers w:val="0"/>
+              <w:jc w:val="left"/>
+              <w:rPr>
+                <w:rFonts w:hint="default" w:ascii="Segoe UI" w:hAnsi="Segoe UI" w:eastAsia="Segoe UI" w:cs="Segoe UI"/>
+                <w:i w:val="0"/>
+                <w:iCs w:val="0"/>
+                <w:caps w:val="0"/>
+                <w:color w:val="2B2B2F"/>
+                <w:spacing w:val="2"/>
+                <w:sz w:val="16"/>
+                <w:szCs w:val="16"/>
+              </w:rPr>
+            </w:pPr>
+            <w:r>
+              <w:rPr>
+                <w:rStyle w:val="8"/>
+                <w:rFonts w:hint="default" w:ascii="Segoe UI" w:hAnsi="Segoe UI" w:eastAsia="Segoe UI" w:cs="Segoe UI"/>
+                <w:i w:val="0"/>
+                <w:iCs w:val="0"/>
+                <w:caps w:val="0"/>
+                <w:color w:val="2B2B2F"/>
+                <w:spacing w:val="2"/>
+                <w:kern w:val="0"/>
+                <w:sz w:val="16"/>
+                <w:szCs w:val="16"/>
+                <w:lang w:val="en-US" w:eastAsia="zh-CN" w:bidi="ar"/>
+              </w:rPr>
+              <w:t>工具封装</w:t>
+            </w:r>
+          </w:p>
+        </w:tc>
+        <w:tc>
+          <w:tcPr>
+            <w:tcW w:w="0" w:type="auto"/>
+            <w:tcBorders>
+              <w:top w:val="single" w:color="D0D7DE" w:sz="2" w:space="0"/>
+              <w:left w:val="single" w:color="D0D7DE" w:sz="2" w:space="0"/>
+              <w:bottom w:val="single" w:color="D0D7DE" w:sz="2" w:space="0"/>
+              <w:right w:val="single" w:color="D0D7DE" w:sz="2" w:space="0"/>
+            </w:tcBorders>
+            <w:shd w:val="clear" w:color="auto" w:fill="FFFFFF"/>
+            <w:tcMar>
+              <w:top w:w="126" w:type="dxa"/>
+              <w:left w:w="210" w:type="dxa"/>
+              <w:bottom w:w="126" w:type="dxa"/>
+              <w:right w:w="210" w:type="dxa"/>
+            </w:tcMar>
+            <w:vAlign w:val="center"/>
+          </w:tcPr>
+          <w:p>
+            <w:pPr>
+              <w:keepNext w:val="0"/>
+              <w:keepLines w:val="0"/>
+              <w:widowControl/>
+              <w:suppressLineNumbers w:val="0"/>
+              <w:jc w:val="left"/>
+              <w:rPr>
+                <w:rFonts w:hint="default" w:ascii="Segoe UI" w:hAnsi="Segoe UI" w:eastAsia="Segoe UI" w:cs="Segoe UI"/>
+                <w:i w:val="0"/>
+                <w:iCs w:val="0"/>
+                <w:caps w:val="0"/>
+                <w:color w:val="2B2B2F"/>
+                <w:spacing w:val="2"/>
+                <w:sz w:val="16"/>
+                <w:szCs w:val="16"/>
+              </w:rPr>
+            </w:pPr>
+            <w:r>
+              <w:rPr>
+                <w:rFonts w:hint="default" w:ascii="Segoe UI" w:hAnsi="Segoe UI" w:eastAsia="Segoe UI" w:cs="Segoe UI"/>
+                <w:i w:val="0"/>
+                <w:iCs w:val="0"/>
+                <w:caps w:val="0"/>
+                <w:color w:val="2B2B2F"/>
+                <w:spacing w:val="2"/>
+                <w:kern w:val="0"/>
+                <w:sz w:val="16"/>
+                <w:szCs w:val="16"/>
+                <w:lang w:val="en-US" w:eastAsia="zh-CN" w:bidi="ar"/>
+              </w:rPr>
+              <w:t>直接调用脚本</w:t>
+            </w:r>
+          </w:p>
+        </w:tc>
+        <w:tc>
+          <w:tcPr>
+            <w:tcW w:w="0" w:type="auto"/>
+            <w:tcBorders>
+              <w:top w:val="single" w:color="D0D7DE" w:sz="2" w:space="0"/>
+              <w:left w:val="single" w:color="D0D7DE" w:sz="2" w:space="0"/>
+              <w:bottom w:val="single" w:color="D0D7DE" w:sz="2" w:space="0"/>
+              <w:right w:val="single" w:color="D0D7DE" w:sz="2" w:space="0"/>
+            </w:tcBorders>
+            <w:shd w:val="clear" w:color="auto" w:fill="FFFFFF"/>
+            <w:tcMar>
+              <w:top w:w="126" w:type="dxa"/>
+              <w:left w:w="210" w:type="dxa"/>
+              <w:bottom w:w="126" w:type="dxa"/>
+              <w:right w:w="210" w:type="dxa"/>
+            </w:tcMar>
+            <w:vAlign w:val="center"/>
+          </w:tcPr>
+          <w:p>
+            <w:pPr>
+              <w:keepNext w:val="0"/>
+              <w:keepLines w:val="0"/>
+              <w:widowControl/>
+              <w:suppressLineNumbers w:val="0"/>
+              <w:jc w:val="left"/>
+              <w:rPr>
+                <w:rFonts w:hint="default" w:ascii="Segoe UI" w:hAnsi="Segoe UI" w:eastAsia="Segoe UI" w:cs="Segoe UI"/>
+                <w:i w:val="0"/>
+                <w:iCs w:val="0"/>
+                <w:caps w:val="0"/>
+                <w:color w:val="2B2B2F"/>
+                <w:spacing w:val="2"/>
+                <w:sz w:val="16"/>
+                <w:szCs w:val="16"/>
+              </w:rPr>
+            </w:pPr>
+            <w:r>
+              <w:rPr>
+                <w:rFonts w:hint="default" w:ascii="Segoe UI" w:hAnsi="Segoe UI" w:eastAsia="Segoe UI" w:cs="Segoe UI"/>
+                <w:i w:val="0"/>
+                <w:iCs w:val="0"/>
+                <w:caps w:val="0"/>
+                <w:color w:val="2B2B2F"/>
+                <w:spacing w:val="2"/>
+                <w:kern w:val="0"/>
+                <w:sz w:val="16"/>
+                <w:szCs w:val="16"/>
+                <w:lang w:val="en-US" w:eastAsia="zh-CN" w:bidi="ar"/>
+              </w:rPr>
+              <w:t>封装 MCP/Tool，展示工程抽象能力（对齐小米 Agent 岗）</w:t>
+            </w:r>
+          </w:p>
+        </w:tc>
+      </w:tr>
+    </w:tbl>
+    <w:p>
+      <w:pPr>
+        <w:pStyle w:val="4"/>
+        <w:keepNext w:val="0"/>
+        <w:keepLines w:val="0"/>
+        <w:widowControl/>
+        <w:suppressLineNumbers w:val="0"/>
+        <w:pBdr>
+          <w:bottom w:val="none" w:color="auto" w:sz="0" w:space="0"/>
+        </w:pBdr>
+        <w:shd w:val="clear" w:fill="FFFFFF"/>
+        <w:spacing w:before="350" w:beforeAutospacing="0" w:after="100" w:afterAutospacing="0" w:line="15" w:lineRule="atLeast"/>
+        <w:ind w:left="0" w:firstLine="0"/>
+        <w:rPr>
+          <w:rFonts w:hint="default" w:ascii="Segoe UI" w:hAnsi="Segoe UI" w:eastAsia="Segoe UI" w:cs="Segoe UI"/>
+          <w:i w:val="0"/>
+          <w:iCs w:val="0"/>
+          <w:caps w:val="0"/>
+          <w:color w:val="2B2B2F"/>
+          <w:spacing w:val="2"/>
+        </w:rPr>
+      </w:pPr>
+      <w:r>
+        <w:rPr>
+          <w:rFonts w:hint="default" w:ascii="Segoe UI" w:hAnsi="Segoe UI" w:eastAsia="Segoe UI" w:cs="Segoe UI"/>
+          <w:i w:val="0"/>
+          <w:iCs w:val="0"/>
+          <w:caps w:val="0"/>
+          <w:color w:val="607CD2"/>
+          <w:spacing w:val="2"/>
+          <w:u w:val="none"/>
+          <w:shd w:val="clear" w:fill="FFFFFF"/>
+        </w:rPr>
+        <w:fldChar w:fldCharType="begin"/>
+      </w:r>
+      <w:r>
+        <w:rPr>
+          <w:rFonts w:hint="default" w:ascii="Segoe UI" w:hAnsi="Segoe UI" w:eastAsia="Segoe UI" w:cs="Segoe UI"/>
+          <w:i w:val="0"/>
+          <w:iCs w:val="0"/>
+          <w:caps w:val="0"/>
+          <w:color w:val="607CD2"/>
+          <w:spacing w:val="2"/>
+          <w:u w:val="none"/>
+          <w:shd w:val="clear" w:fill="FFFFFF"/>
+        </w:rPr>
+        <w:instrText xml:space="preserve"> HYPERLINK "file:///C:/Users/LONG/Desktop/course/doc-agent/%E6%8A%80%E6%9C%AF%E5%AE%9E%E7%8E%B0-%E6%A0%BC%E5%BC%8F%E6%95%B4%E7%90%86.md" \l "%E8%A1%8C%E5%8A%A8%E6%B8%85%E5%8D%95" </w:instrText>
+      </w:r>
+      <w:r>
+        <w:rPr>
+          <w:rFonts w:hint="default" w:ascii="Segoe UI" w:hAnsi="Segoe UI" w:eastAsia="Segoe UI" w:cs="Segoe UI"/>
+          <w:i w:val="0"/>
+          <w:iCs w:val="0"/>
+          <w:caps w:val="0"/>
+          <w:color w:val="607CD2"/>
+          <w:spacing w:val="2"/>
+          <w:u w:val="none"/>
+          <w:shd w:val="clear" w:fill="FFFFFF"/>
+        </w:rPr>
+        <w:fldChar w:fldCharType="separate"/>
+      </w:r>
+      <w:r>
+        <w:rPr>
+          <w:rFonts w:hint="default" w:ascii="Segoe UI" w:hAnsi="Segoe UI" w:eastAsia="Segoe UI" w:cs="Segoe UI"/>
+          <w:i w:val="0"/>
+          <w:iCs w:val="0"/>
+          <w:caps w:val="0"/>
+          <w:color w:val="607CD2"/>
+          <w:spacing w:val="2"/>
+          <w:u w:val="none"/>
+          <w:shd w:val="clear" w:fill="FFFFFF"/>
+        </w:rPr>
+        <w:fldChar w:fldCharType="end"/>
+      </w:r>
+      <w:r>
+        <w:rPr>
+          <w:rFonts w:hint="default" w:ascii="Segoe UI" w:hAnsi="Segoe UI" w:eastAsia="Segoe UI" w:cs="Segoe UI"/>
+          <w:i w:val="0"/>
+          <w:iCs w:val="0"/>
+          <w:caps w:val="0"/>
+          <w:color w:val="2B2B2F"/>
+          <w:spacing w:val="2"/>
+          <w:shd w:val="clear" w:fill="FFFFFF"/>
+        </w:rPr>
+        <w:t>行动清单</w:t>
       </w:r>
     </w:p>
     <w:p>
       <w:pPr>
+        <w:keepNext w:val="0"/>
+        <w:keepLines w:val="0"/>
+        <w:widowControl/>
+        <w:numPr>
+          <w:ilvl w:val="0"/>
+          <w:numId w:val="1"/>
+        </w:numPr>
+        <w:suppressLineNumbers w:val="0"/>
+        <w:pBdr>
+          <w:left w:val="none" w:color="auto" w:sz="0" w:space="0"/>
+        </w:pBdr>
+        <w:spacing w:before="0" w:beforeAutospacing="1" w:after="84" w:afterAutospacing="0"/>
+        <w:ind w:left="720" w:hanging="360"/>
+        <w:rPr>
+          <w:b/>
+          <w:bCs w:val="0"/>
+          <w:i/>
+          <w:iCs/>
+          <w:color w:val="0000FF"/>
+        </w:rPr>
+      </w:pPr>
+      <w:r>
         <w:rPr>
           <w:rStyle w:val="8"/>
-          <w:rFonts w:hint="eastAsia" w:ascii="Segoe UI" w:hAnsi="Segoe UI" w:eastAsia="Segoe UI" w:cs="Segoe UI"/>
-          <w:b w:val="0"/>
+          <w:rFonts w:hint="default" w:ascii="Segoe UI" w:hAnsi="Segoe UI" w:eastAsia="Segoe UI" w:cs="Segoe UI"/>
+          <w:b/>
           <w:bCs w:val="0"/>
-          <w:i w:val="0"/>
-          <w:iCs w:val="0"/>
-          <w:caps w:val="0"/>
-          <w:color w:val="181E33"/>
-          <w:spacing w:val="0"/>
-          <w:sz w:val="14"/>
-          <w:szCs w:val="14"/>
-          <w:shd w:val="clear" w:fill="FFFFFF"/>
-        </w:rPr>
-      </w:pPr>
+          <w:i/>
+          <w:iCs/>
+          <w:caps w:val="0"/>
+          <w:color w:val="0000FF"/>
+          <w:spacing w:val="2"/>
+          <w:sz w:val="16"/>
+          <w:szCs w:val="16"/>
+          <w:shd w:val="clear" w:fill="FFFFFF"/>
+        </w:rPr>
+        <w:t>重构 README</w:t>
+      </w:r>
+      <w:r>
+        <w:rPr>
+          <w:rFonts w:hint="default" w:ascii="Segoe UI" w:hAnsi="Segoe UI" w:eastAsia="Segoe UI" w:cs="Segoe UI"/>
+          <w:b/>
+          <w:bCs w:val="0"/>
+          <w:i/>
+          <w:iCs/>
+          <w:caps w:val="0"/>
+          <w:color w:val="0000FF"/>
+          <w:spacing w:val="2"/>
+          <w:sz w:val="16"/>
+          <w:szCs w:val="16"/>
+          <w:shd w:val="clear" w:fill="FFFFFF"/>
+        </w:rPr>
+        <w:t>：用"Agent 视角"重写项目介绍，使用"规划"、“执行”、“工具调用”、"RAG 检索"等 JD 高频词。</w:t>
+      </w:r>
     </w:p>
     <w:p>
       <w:pPr>
+        <w:keepNext w:val="0"/>
+        <w:keepLines w:val="0"/>
+        <w:widowControl/>
+        <w:numPr>
+          <w:ilvl w:val="0"/>
+          <w:numId w:val="1"/>
+        </w:numPr>
+        <w:suppressLineNumbers w:val="0"/>
+        <w:pBdr>
+          <w:left w:val="none" w:color="auto" w:sz="0" w:space="0"/>
+        </w:pBdr>
+        <w:spacing w:before="0" w:beforeAutospacing="1" w:after="84" w:afterAutospacing="0"/>
+        <w:ind w:left="720" w:hanging="360"/>
+      </w:pPr>
+      <w:r>
         <w:rPr>
           <w:rStyle w:val="8"/>
-          <w:rFonts w:hint="eastAsia" w:ascii="Segoe UI" w:hAnsi="Segoe UI" w:eastAsia="Segoe UI" w:cs="Segoe UI"/>
-          <w:b w:val="0"/>
-          <w:bCs w:val="0"/>
-          <w:i w:val="0"/>
-          <w:iCs w:val="0"/>
-          <w:caps w:val="0"/>
-          <w:color w:val="181E33"/>
-          <w:spacing w:val="0"/>
-          <w:sz w:val="14"/>
-          <w:szCs w:val="14"/>
-          <w:shd w:val="clear" w:fill="FFFFFF"/>
-        </w:rPr>
-      </w:pPr>
-      <w:r>
-        <w:rPr>
-          <w:rStyle w:val="8"/>
-          <w:rFonts w:hint="eastAsia" w:ascii="Segoe UI" w:hAnsi="Segoe UI" w:eastAsia="Segoe UI" w:cs="Segoe UI"/>
-          <w:b w:val="0"/>
-          <w:bCs w:val="0"/>
-          <w:i w:val="0"/>
-          <w:iCs w:val="0"/>
-          <w:caps w:val="0"/>
-          <w:color w:val="181E33"/>
-          <w:spacing w:val="0"/>
-          <w:sz w:val="14"/>
-          <w:szCs w:val="14"/>
-          <w:shd w:val="clear" w:fill="FFFFFF"/>
-        </w:rPr>
-        <w:t>这是一个测试段落，用来验证正文识别。</w:t>
+          <w:rFonts w:hint="default" w:ascii="Segoe UI" w:hAnsi="Segoe UI" w:eastAsia="Segoe UI" w:cs="Segoe UI"/>
+          <w:i w:val="0"/>
+          <w:iCs w:val="0"/>
+          <w:caps w:val="0"/>
+          <w:color w:val="2B2B2F"/>
+          <w:spacing w:val="2"/>
+          <w:sz w:val="16"/>
+          <w:szCs w:val="16"/>
+          <w:shd w:val="clear" w:fill="FFFFFF"/>
+        </w:rPr>
+        <w:t>录制 Demo 视频</w:t>
+      </w:r>
+      <w:r>
+        <w:rPr>
+          <w:rFonts w:hint="default" w:ascii="Segoe UI" w:hAnsi="Segoe UI" w:eastAsia="Segoe UI" w:cs="Segoe UI"/>
+          <w:i w:val="0"/>
+          <w:iCs w:val="0"/>
+          <w:caps w:val="0"/>
+          <w:color w:val="2B2B2F"/>
+          <w:spacing w:val="2"/>
+          <w:sz w:val="16"/>
+          <w:szCs w:val="16"/>
+          <w:shd w:val="clear" w:fill="FFFFFF"/>
+        </w:rPr>
+        <w:t>：1-2 分钟，展示"上传 → 对话编辑 → 智能出稿"的流畅过程。</w:t>
       </w:r>
     </w:p>
     <w:p>
       <w:pPr>
+        <w:keepNext w:val="0"/>
+        <w:keepLines w:val="0"/>
+        <w:widowControl/>
+        <w:numPr>
+          <w:ilvl w:val="0"/>
+          <w:numId w:val="1"/>
+        </w:numPr>
+        <w:suppressLineNumbers w:val="0"/>
+        <w:pBdr>
+          <w:left w:val="none" w:color="auto" w:sz="0" w:space="0"/>
+        </w:pBdr>
+        <w:spacing w:before="0" w:beforeAutospacing="1" w:after="84" w:afterAutospacing="0"/>
+        <w:ind w:left="720" w:hanging="360"/>
+      </w:pPr>
+      <w:r>
         <w:rPr>
           <w:rStyle w:val="8"/>
-          <w:rFonts w:hint="eastAsia" w:ascii="Segoe UI" w:hAnsi="Segoe UI" w:eastAsia="Segoe UI" w:cs="Segoe UI"/>
-          <w:b w:val="0"/>
-          <w:bCs w:val="0"/>
-          <w:i w:val="0"/>
-          <w:iCs w:val="0"/>
-          <w:caps w:val="0"/>
-          <w:color w:val="181E33"/>
-          <w:spacing w:val="0"/>
-          <w:sz w:val="14"/>
-          <w:szCs w:val="14"/>
-          <w:shd w:val="clear" w:fill="FFFFFF"/>
-        </w:rPr>
-      </w:pPr>
+          <w:rFonts w:hint="default" w:ascii="Segoe UI" w:hAnsi="Segoe UI" w:eastAsia="Segoe UI" w:cs="Segoe UI"/>
+          <w:i w:val="0"/>
+          <w:iCs w:val="0"/>
+          <w:caps w:val="0"/>
+          <w:color w:val="2B2B2F"/>
+          <w:spacing w:val="2"/>
+          <w:sz w:val="16"/>
+          <w:szCs w:val="16"/>
+          <w:shd w:val="clear" w:fill="FFFFFF"/>
+        </w:rPr>
+        <w:t>完成 RAG 升级</w:t>
+      </w:r>
+      <w:r>
+        <w:rPr>
+          <w:rFonts w:hint="default" w:ascii="Segoe UI" w:hAnsi="Segoe UI" w:eastAsia="Segoe UI" w:cs="Segoe UI"/>
+          <w:i w:val="0"/>
+          <w:iCs w:val="0"/>
+          <w:caps w:val="0"/>
+          <w:color w:val="2B2B2F"/>
+          <w:spacing w:val="2"/>
+          <w:sz w:val="16"/>
+          <w:szCs w:val="16"/>
+          <w:shd w:val="clear" w:fill="FFFFFF"/>
+        </w:rPr>
+        <w:t>：这是最有区分度的一步，花两周加上"文档模板匹配"功能，就能直接命中多个岗位的核心要求。</w:t>
+      </w:r>
     </w:p>
     <w:p>
       <w:pPr>
-        <w:pStyle w:val="3"/>
+        <w:keepNext w:val="0"/>
+        <w:keepLines w:val="0"/>
+        <w:widowControl/>
+        <w:numPr>
+          <w:ilvl w:val="0"/>
+          <w:numId w:val="1"/>
+        </w:numPr>
+        <w:suppressLineNumbers w:val="0"/>
+        <w:pBdr>
+          <w:left w:val="none" w:color="auto" w:sz="0" w:space="0"/>
+        </w:pBdr>
+        <w:spacing w:before="0" w:beforeAutospacing="1" w:after="84" w:afterAutospacing="0"/>
+        <w:ind w:left="720" w:hanging="360"/>
+      </w:pPr>
+      <w:r>
+        <w:rPr>
+          <w:rStyle w:val="8"/>
+          <w:rFonts w:hint="default" w:ascii="Segoe UI" w:hAnsi="Segoe UI" w:eastAsia="Segoe UI" w:cs="Segoe UI"/>
+          <w:i w:val="0"/>
+          <w:iCs w:val="0"/>
+          <w:caps w:val="0"/>
+          <w:color w:val="2B2B2F"/>
+          <w:spacing w:val="2"/>
+          <w:sz w:val="16"/>
+          <w:szCs w:val="16"/>
+          <w:shd w:val="clear" w:fill="FFFFFF"/>
+        </w:rPr>
+        <w:t>简历呈现</w:t>
+      </w:r>
+      <w:r>
+        <w:rPr>
+          <w:rFonts w:hint="default" w:ascii="Segoe UI" w:hAnsi="Segoe UI" w:eastAsia="Segoe UI" w:cs="Segoe UI"/>
+          <w:i w:val="0"/>
+          <w:iCs w:val="0"/>
+          <w:caps w:val="0"/>
+          <w:color w:val="2B2B2F"/>
+          <w:spacing w:val="2"/>
+          <w:sz w:val="16"/>
+          <w:szCs w:val="16"/>
+          <w:shd w:val="clear" w:fill="FFFFFF"/>
+        </w:rPr>
+        <w:t>：将项目链接和这个分析过程一起写在简历的项目描述里，让面试官一眼就能看到你的思考深度。</w:t>
+      </w:r>
+    </w:p>
+    <w:p>
+      <w:pPr>
+        <w:keepNext w:val="0"/>
+        <w:keepLines w:val="0"/>
+        <w:widowControl/>
+        <w:numPr>
+          <w:ilvl w:val="0"/>
+          <w:numId w:val="2"/>
+        </w:numPr>
+        <w:suppressLineNumbers w:val="0"/>
+        <w:pBdr>
+          <w:left w:val="none" w:color="auto" w:sz="0" w:space="0"/>
+        </w:pBdr>
+        <w:spacing w:before="0" w:beforeAutospacing="1" w:after="84" w:afterAutospacing="0"/>
+        <w:rPr>
+          <w:rFonts w:hint="default" w:eastAsiaTheme="minorEastAsia"/>
+          <w:lang w:val="en-US" w:eastAsia="zh-CN"/>
+        </w:rPr>
+      </w:pPr>
+      <w:r>
+        <w:rPr>
+          <w:rFonts w:hint="eastAsia"/>
+          <w:lang w:val="en-US" w:eastAsia="zh-CN"/>
+        </w:rPr>
+        <w:t>第一点</w:t>
+      </w:r>
+    </w:p>
+    <w:p>
+      <w:pPr>
+        <w:pStyle w:val="5"/>
+        <w:keepNext w:val="0"/>
+        <w:keepLines w:val="0"/>
+        <w:widowControl/>
+        <w:suppressLineNumbers w:val="0"/>
+        <w:shd w:val="clear" w:fill="FFFFFF"/>
+        <w:spacing w:before="0" w:beforeAutospacing="0" w:after="0" w:afterAutospacing="0"/>
+        <w:ind w:left="0" w:firstLine="0"/>
+        <w:rPr>
+          <w:rFonts w:hint="default" w:ascii="Segoe UI" w:hAnsi="Segoe UI" w:eastAsia="Segoe UI" w:cs="Segoe UI"/>
+          <w:i w:val="0"/>
+          <w:iCs w:val="0"/>
+          <w:caps w:val="0"/>
+          <w:color w:val="2B2B2F"/>
+          <w:spacing w:val="2"/>
+          <w:sz w:val="16"/>
+          <w:szCs w:val="16"/>
+          <w:shd w:val="clear" w:fill="FFFFFF"/>
+        </w:rPr>
+      </w:pPr>
+      <w:r>
+        <w:rPr>
+          <w:rFonts w:hint="default" w:ascii="Segoe UI" w:hAnsi="Segoe UI" w:eastAsia="Segoe UI" w:cs="Segoe UI"/>
+          <w:i w:val="0"/>
+          <w:iCs w:val="0"/>
+          <w:caps w:val="0"/>
+          <w:color w:val="2B2B2F"/>
+          <w:spacing w:val="2"/>
+          <w:sz w:val="16"/>
+          <w:szCs w:val="16"/>
+          <w:shd w:val="clear" w:fill="FFFFFF"/>
+        </w:rPr>
+        <w:t>按照这个路径，你的简历通过率会大大提升。如果对 RAG 或 Agent 架构的具体实现有疑问，随时可以继续交流。</w:t>
+      </w:r>
+    </w:p>
+    <w:p>
+      <w:pPr>
+        <w:pStyle w:val="5"/>
+        <w:keepNext w:val="0"/>
+        <w:keepLines w:val="0"/>
+        <w:widowControl/>
+        <w:suppressLineNumbers w:val="0"/>
+        <w:shd w:val="clear" w:fill="FFFFFF"/>
+        <w:spacing w:before="0" w:beforeAutospacing="0" w:after="0" w:afterAutospacing="0"/>
+        <w:ind w:left="0" w:firstLine="0"/>
+        <w:rPr>
+          <w:rFonts w:hint="default" w:ascii="Segoe UI" w:hAnsi="Segoe UI" w:eastAsia="Segoe UI" w:cs="Segoe UI"/>
+          <w:i w:val="0"/>
+          <w:iCs w:val="0"/>
+          <w:caps w:val="0"/>
+          <w:color w:val="2B2B2F"/>
+          <w:spacing w:val="2"/>
+          <w:sz w:val="16"/>
+          <w:szCs w:val="16"/>
+          <w:shd w:val="clear" w:fill="FFFFFF"/>
+        </w:rPr>
+      </w:pPr>
+      <w:r>
+        <w:rPr>
+          <w:rFonts w:hint="default" w:ascii="Segoe UI" w:hAnsi="Segoe UI" w:eastAsia="Segoe UI" w:cs="Segoe UI"/>
+          <w:i w:val="0"/>
+          <w:iCs w:val="0"/>
+          <w:caps w:val="0"/>
+          <w:color w:val="2B2B2F"/>
+          <w:spacing w:val="2"/>
+          <w:sz w:val="16"/>
+          <w:szCs w:val="16"/>
+          <w:shd w:val="clear" w:fill="FFFFFF"/>
+        </w:rPr>
+        <w:t>关于你提出来的这个灵魂拷问——“测试时这样开两个端口，真的好吗？”</w:t>
+      </w:r>
+    </w:p>
+    <w:p>
+      <w:pPr>
+        <w:pStyle w:val="5"/>
+        <w:keepNext w:val="0"/>
+        <w:keepLines w:val="0"/>
+        <w:pageBreakBefore w:val="0"/>
+        <w:widowControl/>
+        <w:suppressLineNumbers w:val="0"/>
+        <w:shd w:val="clear" w:fill="FFFFFF"/>
+        <w:kinsoku/>
+        <w:wordWrap/>
+        <w:overflowPunct/>
+        <w:topLinePunct w:val="0"/>
+        <w:autoSpaceDE/>
+        <w:autoSpaceDN/>
         <w:bidi w:val="0"/>
-        <w:rPr>
-          <w:rFonts w:hint="eastAsia"/>
-        </w:rPr>
-      </w:pPr>
-      <w:r>
-        <w:rPr>
-          <w:rFonts w:hint="eastAsia"/>
-        </w:rPr>
-        <w:t>1.2 研究意义</w:t>
+        <w:adjustRightInd/>
+        <w:snapToGrid/>
+        <w:spacing w:before="0" w:beforeAutospacing="0" w:after="0" w:afterAutospacing="0"/>
+        <w:ind w:left="0" w:firstLine="328" w:firstLineChars="200"/>
+        <w:textAlignment w:val="auto"/>
+        <w:rPr>
+          <w:rFonts w:hint="default" w:ascii="Segoe UI" w:hAnsi="Segoe UI" w:eastAsia="Segoe UI" w:cs="Segoe UI"/>
+          <w:i w:val="0"/>
+          <w:iCs w:val="0"/>
+          <w:caps w:val="0"/>
+          <w:color w:val="2B2B2F"/>
+          <w:spacing w:val="2"/>
+          <w:sz w:val="16"/>
+          <w:szCs w:val="16"/>
+          <w:shd w:val="clear" w:fill="FFFFFF"/>
+        </w:rPr>
+      </w:pPr>
+      <w:r>
+        <w:rPr>
+          <w:rFonts w:hint="default" w:ascii="Segoe UI" w:hAnsi="Segoe UI" w:eastAsia="Segoe UI" w:cs="Segoe UI"/>
+          <w:i w:val="0"/>
+          <w:iCs w:val="0"/>
+          <w:caps w:val="0"/>
+          <w:color w:val="2B2B2F"/>
+          <w:spacing w:val="2"/>
+          <w:sz w:val="16"/>
+          <w:szCs w:val="16"/>
+          <w:shd w:val="clear" w:fill="FFFFFF"/>
+        </w:rPr>
+        <w:t>我负责任地告诉你：在现代全栈开发中，这不仅非常“好”，而且是极其地道、完全符合大厂工程规范的“前后端分离标准协作流”！ 甚至连那些百人规模的商业垂直 SaaS 团队，在本地开发时也是这么干的。</w:t>
+      </w:r>
+    </w:p>
+    <w:p>
+      <w:pPr>
+        <w:pStyle w:val="5"/>
+        <w:keepNext w:val="0"/>
+        <w:keepLines w:val="0"/>
+        <w:widowControl/>
+        <w:suppressLineNumbers w:val="0"/>
+        <w:shd w:val="clear" w:fill="FFFFFF"/>
+        <w:spacing w:before="0" w:beforeAutospacing="0" w:after="0" w:afterAutospacing="0"/>
+        <w:ind w:left="0" w:firstLine="0"/>
+        <w:rPr>
+          <w:rFonts w:hint="default" w:ascii="Segoe UI" w:hAnsi="Segoe UI" w:eastAsia="Segoe UI" w:cs="Segoe UI"/>
+          <w:i w:val="0"/>
+          <w:iCs w:val="0"/>
+          <w:caps w:val="0"/>
+          <w:color w:val="2B2B2F"/>
+          <w:spacing w:val="2"/>
+          <w:sz w:val="16"/>
+          <w:szCs w:val="16"/>
+          <w:shd w:val="clear" w:fill="FFFFFF"/>
+        </w:rPr>
+      </w:pPr>
+      <w:r>
+        <w:rPr>
+          <w:rFonts w:hint="default" w:ascii="Segoe UI" w:hAnsi="Segoe UI" w:eastAsia="Segoe UI" w:cs="Segoe UI"/>
+          <w:i w:val="0"/>
+          <w:iCs w:val="0"/>
+          <w:caps w:val="0"/>
+          <w:color w:val="2B2B2F"/>
+          <w:spacing w:val="2"/>
+          <w:sz w:val="16"/>
+          <w:szCs w:val="16"/>
+          <w:shd w:val="clear" w:fill="FFFFFF"/>
+        </w:rPr>
+        <w:t>咱们不用觉得别扭，我用生动的大白话给你拆解一下，为什么要</w:t>
       </w:r>
       <w:bookmarkStart w:id="0" w:name="_GoBack"/>
       <w:bookmarkEnd w:id="0"/>
+      <w:r>
+        <w:rPr>
+          <w:rFonts w:hint="default" w:ascii="Segoe UI" w:hAnsi="Segoe UI" w:eastAsia="Segoe UI" w:cs="Segoe UI"/>
+          <w:i w:val="0"/>
+          <w:iCs w:val="0"/>
+          <w:caps w:val="0"/>
+          <w:color w:val="2B2B2F"/>
+          <w:spacing w:val="2"/>
+          <w:sz w:val="16"/>
+          <w:szCs w:val="16"/>
+          <w:shd w:val="clear" w:fill="FFFFFF"/>
+        </w:rPr>
+        <w:t>开两个端口，以及这样做的核心工程常识：</w:t>
+      </w:r>
     </w:p>
     <w:p>
       <w:pPr>
-        <w:rPr>
-          <w:rStyle w:val="8"/>
-          <w:rFonts w:hint="eastAsia" w:ascii="Segoe UI" w:hAnsi="Segoe UI" w:eastAsia="Segoe UI" w:cs="Segoe UI"/>
-          <w:b w:val="0"/>
-          <w:bCs w:val="0"/>
-          <w:i w:val="0"/>
-          <w:iCs w:val="0"/>
-          <w:caps w:val="0"/>
-          <w:color w:val="181E33"/>
-          <w:spacing w:val="0"/>
-          <w:sz w:val="14"/>
-          <w:szCs w:val="14"/>
+        <w:pStyle w:val="5"/>
+        <w:keepNext w:val="0"/>
+        <w:keepLines w:val="0"/>
+        <w:widowControl/>
+        <w:suppressLineNumbers w:val="0"/>
+        <w:shd w:val="clear" w:fill="FFFFFF"/>
+        <w:spacing w:before="0" w:beforeAutospacing="0" w:after="0" w:afterAutospacing="0"/>
+        <w:ind w:left="0" w:firstLine="0"/>
+        <w:rPr>
+          <w:rFonts w:hint="default" w:ascii="Segoe UI" w:hAnsi="Segoe UI" w:eastAsia="Segoe UI" w:cs="Segoe UI"/>
+          <w:i w:val="0"/>
+          <w:iCs w:val="0"/>
+          <w:caps w:val="0"/>
+          <w:color w:val="2B2B2F"/>
+          <w:spacing w:val="2"/>
+          <w:sz w:val="16"/>
+          <w:szCs w:val="16"/>
           <w:shd w:val="clear" w:fill="FFFFFF"/>
         </w:rPr>
       </w:pPr>
     </w:p>
     <w:p>
       <w:pPr>
-        <w:rPr>
-          <w:rStyle w:val="8"/>
-          <w:rFonts w:hint="eastAsia" w:ascii="Segoe UI" w:hAnsi="Segoe UI" w:eastAsia="Segoe UI" w:cs="Segoe UI"/>
-          <w:b w:val="0"/>
-          <w:bCs w:val="0"/>
-          <w:i w:val="0"/>
-          <w:iCs w:val="0"/>
-          <w:caps w:val="0"/>
-          <w:color w:val="181E33"/>
-          <w:spacing w:val="0"/>
-          <w:sz w:val="14"/>
-          <w:szCs w:val="14"/>
-          <w:shd w:val="clear" w:fill="FFFFFF"/>
-        </w:rPr>
-      </w:pPr>
-      <w:r>
-        <w:rPr>
-          <w:rStyle w:val="8"/>
-          <w:rFonts w:hint="eastAsia" w:ascii="Segoe UI" w:hAnsi="Segoe UI" w:eastAsia="Segoe UI" w:cs="Segoe UI"/>
-          <w:b w:val="0"/>
-          <w:bCs w:val="0"/>
-          <w:i w:val="0"/>
-          <w:iCs w:val="0"/>
-          <w:caps w:val="0"/>
-          <w:color w:val="181E33"/>
-          <w:spacing w:val="0"/>
-          <w:sz w:val="14"/>
-          <w:szCs w:val="14"/>
-          <w:shd w:val="clear" w:fill="FFFFFF"/>
-        </w:rPr>
-        <w:t>另一个测试段落。</w:t>
+        <w:keepNext w:val="0"/>
+        <w:keepLines w:val="0"/>
+        <w:widowControl/>
+        <w:numPr>
+          <w:ilvl w:val="0"/>
+          <w:numId w:val="2"/>
+        </w:numPr>
+        <w:suppressLineNumbers w:val="0"/>
+        <w:pBdr>
+          <w:left w:val="none" w:color="auto" w:sz="0" w:space="0"/>
+        </w:pBdr>
+        <w:spacing w:before="0" w:beforeAutospacing="1" w:after="84" w:afterAutospacing="0"/>
+        <w:rPr>
+          <w:rFonts w:hint="default" w:eastAsiaTheme="minorEastAsia"/>
+          <w:lang w:val="en-US" w:eastAsia="zh-CN"/>
+        </w:rPr>
+      </w:pPr>
+      <w:r>
+        <w:rPr>
+          <w:rFonts w:hint="eastAsia"/>
+          <w:lang w:val="en-US" w:eastAsia="zh-CN"/>
+        </w:rPr>
+        <w:t>第二点</w:t>
       </w:r>
     </w:p>
     <w:p>
       <w:pPr>
-        <w:rPr>
-          <w:rStyle w:val="8"/>
-          <w:rFonts w:hint="eastAsia" w:ascii="Segoe UI" w:hAnsi="Segoe UI" w:eastAsia="Segoe UI" w:cs="Segoe UI"/>
-          <w:b w:val="0"/>
-          <w:bCs w:val="0"/>
-          <w:i w:val="0"/>
-          <w:iCs w:val="0"/>
-          <w:caps w:val="0"/>
-          <w:color w:val="181E33"/>
-          <w:spacing w:val="0"/>
-          <w:sz w:val="14"/>
-          <w:szCs w:val="14"/>
-          <w:shd w:val="clear" w:fill="FFFFFF"/>
-        </w:rPr>
-      </w:pPr>
+        <w:pStyle w:val="5"/>
+        <w:keepNext w:val="0"/>
+        <w:keepLines w:val="0"/>
+        <w:widowControl/>
+        <w:suppressLineNumbers w:val="0"/>
+        <w:shd w:val="clear" w:fill="FFFFFF"/>
+        <w:spacing w:before="0" w:beforeAutospacing="0" w:after="0" w:afterAutospacing="0"/>
+        <w:ind w:left="0" w:firstLine="0"/>
+        <w:rPr>
+          <w:rFonts w:hint="default" w:ascii="Segoe UI" w:hAnsi="Segoe UI" w:eastAsia="Segoe UI" w:cs="Segoe UI"/>
+          <w:i w:val="0"/>
+          <w:iCs w:val="0"/>
+          <w:caps w:val="0"/>
+          <w:color w:val="2B2B2F"/>
+          <w:spacing w:val="2"/>
+          <w:sz w:val="16"/>
+          <w:szCs w:val="16"/>
+          <w:shd w:val="clear" w:fill="FFFFFF"/>
+        </w:rPr>
+      </w:pPr>
+      <w:r>
+        <w:rPr>
+          <w:rFonts w:hint="default" w:ascii="Segoe UI" w:hAnsi="Segoe UI" w:eastAsia="Segoe UI" w:cs="Segoe UI"/>
+          <w:i w:val="0"/>
+          <w:iCs w:val="0"/>
+          <w:caps w:val="0"/>
+          <w:color w:val="2B2B2F"/>
+          <w:spacing w:val="2"/>
+          <w:sz w:val="16"/>
+          <w:szCs w:val="16"/>
+          <w:shd w:val="clear" w:fill="FFFFFF"/>
+        </w:rPr>
+        <w:t>按照这个路径，你的简历通过率会大大提升。如果对 RAG 或 Agent 架构的具体实现有疑问，随时可以继续交流。</w:t>
+      </w:r>
     </w:p>
     <w:p>
       <w:pPr>
-        <w:pStyle w:val="2"/>
-        <w:bidi w:val="0"/>
-        <w:rPr>
-          <w:rFonts w:hint="eastAsia"/>
-        </w:rPr>
-      </w:pPr>
-      <w:r>
-        <w:rPr>
-          <w:rFonts w:hint="eastAsia"/>
-        </w:rPr>
-        <w:t>第二章 相关工作</w:t>
+        <w:pStyle w:val="5"/>
+        <w:keepNext w:val="0"/>
+        <w:keepLines w:val="0"/>
+        <w:widowControl/>
+        <w:suppressLineNumbers w:val="0"/>
+        <w:shd w:val="clear" w:fill="FFFFFF"/>
+        <w:spacing w:before="0" w:beforeAutospacing="0" w:after="0" w:afterAutospacing="0"/>
+        <w:ind w:left="0" w:firstLine="0"/>
+        <w:rPr>
+          <w:rFonts w:hint="default" w:ascii="Segoe UI" w:hAnsi="Segoe UI" w:eastAsia="Segoe UI" w:cs="Segoe UI"/>
+          <w:i w:val="0"/>
+          <w:iCs w:val="0"/>
+          <w:caps w:val="0"/>
+          <w:color w:val="2B2B2F"/>
+          <w:spacing w:val="2"/>
+          <w:sz w:val="16"/>
+          <w:szCs w:val="16"/>
+          <w:shd w:val="clear" w:fill="FFFFFF"/>
+        </w:rPr>
+      </w:pPr>
+      <w:r>
+        <w:rPr>
+          <w:rFonts w:hint="default" w:ascii="Segoe UI" w:hAnsi="Segoe UI" w:eastAsia="Segoe UI" w:cs="Segoe UI"/>
+          <w:i w:val="0"/>
+          <w:iCs w:val="0"/>
+          <w:caps w:val="0"/>
+          <w:color w:val="2B2B2F"/>
+          <w:spacing w:val="2"/>
+          <w:sz w:val="16"/>
+          <w:szCs w:val="16"/>
+          <w:shd w:val="clear" w:fill="FFFFFF"/>
+        </w:rPr>
+        <w:t>关于你提出来的这个灵魂拷问——“测试时这样开两个端口，真的好吗？”</w:t>
       </w:r>
     </w:p>
     <w:p>
       <w:pPr>
-        <w:rPr>
-          <w:rStyle w:val="8"/>
-          <w:rFonts w:hint="eastAsia" w:ascii="Segoe UI" w:hAnsi="Segoe UI" w:eastAsia="Segoe UI" w:cs="Segoe UI"/>
-          <w:b w:val="0"/>
-          <w:bCs w:val="0"/>
-          <w:i w:val="0"/>
-          <w:iCs w:val="0"/>
-          <w:caps w:val="0"/>
-          <w:color w:val="181E33"/>
-          <w:spacing w:val="0"/>
-          <w:sz w:val="14"/>
-          <w:szCs w:val="14"/>
-          <w:shd w:val="clear" w:fill="FFFFFF"/>
-        </w:rPr>
-      </w:pPr>
+        <w:pStyle w:val="5"/>
+        <w:keepNext w:val="0"/>
+        <w:keepLines w:val="0"/>
+        <w:widowControl/>
+        <w:suppressLineNumbers w:val="0"/>
+        <w:shd w:val="clear" w:fill="FFFFFF"/>
+        <w:spacing w:before="0" w:beforeAutospacing="0" w:after="0" w:afterAutospacing="0"/>
+        <w:ind w:left="0" w:firstLine="0"/>
+        <w:rPr>
+          <w:rFonts w:hint="default" w:ascii="Segoe UI" w:hAnsi="Segoe UI" w:eastAsia="Segoe UI" w:cs="Segoe UI"/>
+          <w:i w:val="0"/>
+          <w:iCs w:val="0"/>
+          <w:caps w:val="0"/>
+          <w:color w:val="2B2B2F"/>
+          <w:spacing w:val="2"/>
+          <w:sz w:val="16"/>
+          <w:szCs w:val="16"/>
+          <w:shd w:val="clear" w:fill="FFFFFF"/>
+        </w:rPr>
+      </w:pPr>
+      <w:r>
+        <w:rPr>
+          <w:rFonts w:hint="default" w:ascii="Segoe UI" w:hAnsi="Segoe UI" w:eastAsia="Segoe UI" w:cs="Segoe UI"/>
+          <w:i w:val="0"/>
+          <w:iCs w:val="0"/>
+          <w:caps w:val="0"/>
+          <w:color w:val="2B2B2F"/>
+          <w:spacing w:val="2"/>
+          <w:sz w:val="16"/>
+          <w:szCs w:val="16"/>
+          <w:shd w:val="clear" w:fill="FFFFFF"/>
+        </w:rPr>
+        <w:t>我负责任地告诉你：在现代全栈开发中，这不仅非常“好”，而且是极其地道、完全符合大厂工程规范的“前后端分离标准协作流”！ 甚至连那些百人规模的商业垂直 SaaS 团队，在本地开发时也是这么干的。</w:t>
+      </w:r>
     </w:p>
     <w:p>
       <w:pPr>
-        <w:pStyle w:val="2"/>
-        <w:bidi w:val="0"/>
-        <w:rPr>
-          <w:rFonts w:hint="eastAsia"/>
-        </w:rPr>
-      </w:pPr>
-      <w:r>
-        <w:rPr>
-          <w:rFonts w:hint="eastAsia"/>
-        </w:rPr>
-        <w:t>2.1 现有研究</w:t>
+        <w:pStyle w:val="5"/>
+        <w:keepNext w:val="0"/>
+        <w:keepLines w:val="0"/>
+        <w:widowControl/>
+        <w:suppressLineNumbers w:val="0"/>
+        <w:shd w:val="clear" w:fill="FFFFFF"/>
+        <w:spacing w:before="0" w:beforeAutospacing="0" w:after="0" w:afterAutospacing="0"/>
+        <w:ind w:left="0" w:firstLine="0"/>
+        <w:rPr>
+          <w:rFonts w:hint="default" w:ascii="Segoe UI" w:hAnsi="Segoe UI" w:eastAsia="Segoe UI" w:cs="Segoe UI"/>
+          <w:i w:val="0"/>
+          <w:iCs w:val="0"/>
+          <w:caps w:val="0"/>
+          <w:color w:val="2B2B2F"/>
+          <w:spacing w:val="2"/>
+          <w:sz w:val="16"/>
+          <w:szCs w:val="16"/>
+          <w:shd w:val="clear" w:fill="FFFFFF"/>
+        </w:rPr>
+      </w:pPr>
+      <w:r>
+        <w:rPr>
+          <w:rFonts w:hint="default" w:ascii="Segoe UI" w:hAnsi="Segoe UI" w:eastAsia="Segoe UI" w:cs="Segoe UI"/>
+          <w:i w:val="0"/>
+          <w:iCs w:val="0"/>
+          <w:caps w:val="0"/>
+          <w:color w:val="2B2B2F"/>
+          <w:spacing w:val="2"/>
+          <w:sz w:val="16"/>
+          <w:szCs w:val="16"/>
+          <w:shd w:val="clear" w:fill="FFFFFF"/>
+        </w:rPr>
+        <w:t>咱们不用觉得别扭，我用生动的大白话给你拆解一下，为什么要开两个端口，以及这样做的核心工程常识：</w:t>
       </w:r>
     </w:p>
     <w:p>
       <w:pPr>
         <w:rPr>
-          <w:rStyle w:val="8"/>
-          <w:rFonts w:hint="eastAsia" w:ascii="Segoe UI" w:hAnsi="Segoe UI" w:eastAsia="Segoe UI" w:cs="Segoe UI"/>
-          <w:b w:val="0"/>
-          <w:bCs w:val="0"/>
-          <w:i w:val="0"/>
-          <w:iCs w:val="0"/>
-          <w:caps w:val="0"/>
-          <w:color w:val="181E33"/>
-          <w:spacing w:val="0"/>
-          <w:sz w:val="14"/>
-          <w:szCs w:val="14"/>
-          <w:shd w:val="clear" w:fill="FFFFFF"/>
+          <w:rFonts w:hint="eastAsia"/>
         </w:rPr>
       </w:pPr>
     </w:p>
     <w:p>
       <w:pPr>
         <w:rPr>
-          <w:rStyle w:val="8"/>
-          <w:rFonts w:ascii="Segoe UI" w:hAnsi="Segoe UI" w:eastAsia="Segoe UI" w:cs="Segoe UI"/>
-          <w:b w:val="0"/>
-          <w:bCs w:val="0"/>
-          <w:i w:val="0"/>
-          <w:iCs w:val="0"/>
-          <w:caps w:val="0"/>
-          <w:color w:val="181E33"/>
-          <w:spacing w:val="0"/>
-          <w:sz w:val="14"/>
-          <w:szCs w:val="14"/>
-          <w:shd w:val="clear" w:fill="FFFFFF"/>
-        </w:rPr>
-      </w:pPr>
-      <w:r>
-        <w:rPr>
-          <w:rStyle w:val="8"/>
-          <w:rFonts w:hint="eastAsia" w:ascii="Segoe UI" w:hAnsi="Segoe UI" w:eastAsia="Segoe UI" w:cs="Segoe UI"/>
-          <w:b w:val="0"/>
-          <w:bCs w:val="0"/>
-          <w:i w:val="0"/>
-          <w:iCs w:val="0"/>
-          <w:caps w:val="0"/>
-          <w:color w:val="181E33"/>
-          <w:spacing w:val="0"/>
-          <w:sz w:val="14"/>
-          <w:szCs w:val="14"/>
-          <w:shd w:val="clear" w:fill="FFFFFF"/>
-        </w:rPr>
-        <w:t>正文内容。</w:t>
-      </w:r>
+          <w:rFonts w:hint="eastAsia"/>
+        </w:rPr>
+      </w:pPr>
     </w:p>
     <w:sectPr>
       <w:pgSz w:w="11906" w:h="16838"/>
@@ -318,6 +1800,178 @@
     </w:sectPr>
   </w:body>
 </w:document>
+</file>
+
+<file path=word/numbering.xml><?xml version="1.0" encoding="utf-8"?>
+<w:numbering xmlns:wpc="http://schemas.microsoft.com/office/word/2010/wordprocessingCanvas" xmlns:mc="http://schemas.openxmlformats.org/markup-compatibility/2006" xmlns:o="urn:schemas-microsoft-com:office:office" xmlns:r="http://schemas.openxmlformats.org/officeDocument/2006/relationships" xmlns:m="http://schemas.openxmlformats.org/officeDocument/2006/math" xmlns:v="urn:schemas-microsoft-com:vml" xmlns:wp14="http://schemas.microsoft.com/office/word/2010/wordprocessingDrawing" xmlns:wp="http://schemas.openxmlformats.org/drawingml/2006/wordprocessingDrawing" xmlns:w10="urn:schemas-microsoft-com:office:word" xmlns:w="http://schemas.openxmlformats.org/wordprocessingml/2006/main" xmlns:w14="http://schemas.microsoft.com/office/word/2010/wordml" xmlns:wpg="http://schemas.microsoft.com/office/word/2010/wordprocessingGroup" xmlns:wpi="http://schemas.microsoft.com/office/word/2010/wordprocessingInk" xmlns:wne="http://schemas.microsoft.com/office/word/2006/wordml" xmlns:wps="http://schemas.microsoft.com/office/word/2010/wordprocessingShape" xmlns:wpsCustomData="http://www.wps.cn/officeDocument/2013/wpsCustomData" mc:Ignorable="w14 wp14">
+  <w:abstractNum w:abstractNumId="0">
+    <w:nsid w:val="F0795E16"/>
+    <w:multiLevelType w:val="multilevel"/>
+    <w:tmpl w:val="F0795E16"/>
+    <w:lvl w:ilvl="0" w:tentative="0">
+      <w:start w:val="1"/>
+      <w:numFmt w:val="decimal"/>
+      <w:lvlText w:val="%1."/>
+      <w:lvlJc w:val="left"/>
+      <w:pPr>
+        <w:tabs>
+          <w:tab w:val="left" w:pos="720"/>
+        </w:tabs>
+        <w:ind w:left="720" w:hanging="360"/>
+      </w:pPr>
+      <w:rPr>
+        <w:sz w:val="24"/>
+        <w:szCs w:val="24"/>
+      </w:rPr>
+    </w:lvl>
+    <w:lvl w:ilvl="1" w:tentative="0">
+      <w:start w:val="1"/>
+      <w:numFmt w:val="decimal"/>
+      <w:lvlText w:val="%2."/>
+      <w:lvlJc w:val="left"/>
+      <w:pPr>
+        <w:tabs>
+          <w:tab w:val="left" w:pos="1440"/>
+        </w:tabs>
+        <w:ind w:left="1440" w:hanging="360"/>
+      </w:pPr>
+      <w:rPr>
+        <w:sz w:val="24"/>
+        <w:szCs w:val="24"/>
+      </w:rPr>
+    </w:lvl>
+    <w:lvl w:ilvl="2" w:tentative="0">
+      <w:start w:val="1"/>
+      <w:numFmt w:val="decimal"/>
+      <w:lvlText w:val="%3."/>
+      <w:lvlJc w:val="left"/>
+      <w:pPr>
+        <w:tabs>
+          <w:tab w:val="left" w:pos="2160"/>
+        </w:tabs>
+        <w:ind w:left="2160" w:hanging="360"/>
+      </w:pPr>
+      <w:rPr>
+        <w:sz w:val="24"/>
+        <w:szCs w:val="24"/>
+      </w:rPr>
+    </w:lvl>
+    <w:lvl w:ilvl="3" w:tentative="0">
+      <w:start w:val="1"/>
+      <w:numFmt w:val="decimal"/>
+      <w:lvlText w:val="%4."/>
+      <w:lvlJc w:val="left"/>
+      <w:pPr>
+        <w:tabs>
+          <w:tab w:val="left" w:pos="2517"/>
+        </w:tabs>
+        <w:ind w:left="2880" w:hanging="360"/>
+      </w:pPr>
+      <w:rPr>
+        <w:sz w:val="24"/>
+        <w:szCs w:val="24"/>
+      </w:rPr>
+    </w:lvl>
+    <w:lvl w:ilvl="4" w:tentative="0">
+      <w:start w:val="1"/>
+      <w:numFmt w:val="decimal"/>
+      <w:lvlText w:val="%5."/>
+      <w:lvlJc w:val="left"/>
+      <w:pPr>
+        <w:tabs>
+          <w:tab w:val="left" w:pos="3238"/>
+        </w:tabs>
+        <w:ind w:left="3600" w:hanging="360"/>
+      </w:pPr>
+      <w:rPr>
+        <w:sz w:val="24"/>
+        <w:szCs w:val="24"/>
+      </w:rPr>
+    </w:lvl>
+    <w:lvl w:ilvl="5" w:tentative="0">
+      <w:start w:val="1"/>
+      <w:numFmt w:val="decimal"/>
+      <w:lvlText w:val="%6."/>
+      <w:lvlJc w:val="left"/>
+      <w:pPr>
+        <w:tabs>
+          <w:tab w:val="left" w:pos="3958"/>
+        </w:tabs>
+        <w:ind w:left="4320" w:hanging="360"/>
+      </w:pPr>
+      <w:rPr>
+        <w:sz w:val="24"/>
+        <w:szCs w:val="24"/>
+      </w:rPr>
+    </w:lvl>
+    <w:lvl w:ilvl="6" w:tentative="0">
+      <w:start w:val="1"/>
+      <w:numFmt w:val="decimal"/>
+      <w:lvlText w:val="%7."/>
+      <w:lvlJc w:val="left"/>
+      <w:pPr>
+        <w:tabs>
+          <w:tab w:val="left" w:pos="4678"/>
+        </w:tabs>
+        <w:ind w:left="5040" w:hanging="360"/>
+      </w:pPr>
+      <w:rPr>
+        <w:sz w:val="24"/>
+        <w:szCs w:val="24"/>
+      </w:rPr>
+    </w:lvl>
+    <w:lvl w:ilvl="7" w:tentative="0">
+      <w:start w:val="1"/>
+      <w:numFmt w:val="decimal"/>
+      <w:lvlText w:val="%8."/>
+      <w:lvlJc w:val="left"/>
+      <w:pPr>
+        <w:tabs>
+          <w:tab w:val="left" w:pos="5398"/>
+        </w:tabs>
+        <w:ind w:left="5760" w:hanging="360"/>
+      </w:pPr>
+      <w:rPr>
+        <w:sz w:val="24"/>
+        <w:szCs w:val="24"/>
+      </w:rPr>
+    </w:lvl>
+    <w:lvl w:ilvl="8" w:tentative="0">
+      <w:start w:val="1"/>
+      <w:numFmt w:val="decimal"/>
+      <w:lvlText w:val="%9."/>
+      <w:lvlJc w:val="left"/>
+      <w:pPr>
+        <w:tabs>
+          <w:tab w:val="left" w:pos="6118"/>
+        </w:tabs>
+        <w:ind w:left="6480" w:hanging="360"/>
+      </w:pPr>
+      <w:rPr>
+        <w:sz w:val="24"/>
+        <w:szCs w:val="24"/>
+      </w:rPr>
+    </w:lvl>
+  </w:abstractNum>
+  <w:abstractNum w:abstractNumId="1">
+    <w:nsid w:val="1E5E6435"/>
+    <w:multiLevelType w:val="singleLevel"/>
+    <w:tmpl w:val="1E5E6435"/>
+    <w:lvl w:ilvl="0" w:tentative="0">
+      <w:start w:val="1"/>
+      <w:numFmt w:val="decimal"/>
+      <w:suff w:val="space"/>
+      <w:lvlText w:val="%1."/>
+      <w:lvlJc w:val="left"/>
+    </w:lvl>
+  </w:abstractNum>
+  <w:num w:numId="1">
+    <w:abstractNumId w:val="0"/>
+  </w:num>
+  <w:num w:numId="2">
+    <w:abstractNumId w:val="1"/>
+  </w:num>
+</w:numbering>
 </file>
 
 <file path=word/styles.xml><?xml version="1.0" encoding="utf-8"?>
@@ -396,7 +2050,7 @@
     <w:lsdException w:qFormat="1" w:unhideWhenUsed="0" w:uiPriority="0" w:semiHidden="0" w:name="Title"/>
     <w:lsdException w:unhideWhenUsed="0" w:uiPriority="0" w:semiHidden="0" w:name="Closing"/>
     <w:lsdException w:unhideWhenUsed="0" w:uiPriority="0" w:semiHidden="0" w:name="Signature"/>
-    <w:lsdException w:unhideWhenUsed="0" w:uiPriority="0" w:name="Default Paragraph Font"/>
+    <w:lsdException w:qFormat="1" w:unhideWhenUsed="0" w:uiPriority="0" w:name="Default Paragraph Font"/>
     <w:lsdException w:unhideWhenUsed="0" w:uiPriority="0" w:semiHidden="0" w:name="Body Text"/>
     <w:lsdException w:unhideWhenUsed="0" w:uiPriority="0" w:semiHidden="0" w:name="Body Text Indent"/>
     <w:lsdException w:unhideWhenUsed="0" w:uiPriority="0" w:semiHidden="0" w:name="List Continue"/>
@@ -423,7 +2077,7 @@
     <w:lsdException w:unhideWhenUsed="0" w:uiPriority="0" w:semiHidden="0" w:name="Document Map"/>
     <w:lsdException w:unhideWhenUsed="0" w:uiPriority="0" w:semiHidden="0" w:name="Plain Text"/>
     <w:lsdException w:unhideWhenUsed="0" w:uiPriority="0" w:semiHidden="0" w:name="E-mail Signature"/>
-    <w:lsdException w:unhideWhenUsed="0" w:uiPriority="0" w:semiHidden="0" w:name="Normal (Web)"/>
+    <w:lsdException w:qFormat="1" w:unhideWhenUsed="0" w:uiPriority="0" w:semiHidden="0" w:name="Normal (Web)"/>
     <w:lsdException w:unhideWhenUsed="0" w:uiPriority="0" w:semiHidden="0" w:name="HTML Acronym"/>
     <w:lsdException w:unhideWhenUsed="0" w:uiPriority="0" w:semiHidden="0" w:name="HTML Address"/>
     <w:lsdException w:unhideWhenUsed="0" w:uiPriority="0" w:semiHidden="0" w:name="HTML Cite"/>
@@ -658,6 +2312,7 @@
   <w:style w:type="character" w:default="1" w:styleId="7">
     <w:name w:val="Default Paragraph Font"/>
     <w:semiHidden/>
+    <w:qFormat/>
     <w:uiPriority w:val="0"/>
   </w:style>
   <w:style w:type="table" w:default="1" w:styleId="6">
@@ -677,6 +2332,7 @@
   <w:style w:type="paragraph" w:styleId="5">
     <w:name w:val="Normal (Web)"/>
     <w:basedOn w:val="1"/>
+    <w:qFormat/>
     <w:uiPriority w:val="0"/>
     <w:pPr>
       <w:spacing w:before="0" w:beforeAutospacing="1" w:after="0" w:afterAutospacing="1"/>
